--- a/artifacts/tech-architecture.docx
+++ b/artifacts/tech-architecture.docx
@@ -7,16 +7,25 @@
         <w:pStyle w:val="Heading1"/>
       </w:pPr>
       <w:r>
+        <w:rPr>
+          <w:b w:val="0"/>
+        </w:rPr>
         <w:t>기술 아키텍처</w:t>
       </w:r>
     </w:p>
     <w:p>
       <w:r>
+        <w:rPr>
+          <w:b w:val="0"/>
+        </w:rPr>
         <w:t>이 문서는 분산 쿼리 실행기를 어떤 인프라 위에 어떻게 올리고 운영하는지를 정리한 기술 아키텍처 정의서다. 표준 양식의 목차를 따르되 이 시스템에 없는 항목은 빼고 실제 구성요소로 바꿨다. Web Server 와 WAS 가 따로 없고 우리가 만든 Distributed Query Executor 가 그 자리를 대신하므로 해당 목차를 그것으로 교체했고, DBMS 는 메타 저장소로 쓰는 PostgreSQL 을 기준으로 적었다.</w:t>
       </w:r>
     </w:p>
     <w:p>
       <w:r>
+        <w:rPr>
+          <w:b w:val="0"/>
+        </w:rPr>
         <w:t>아직 정하지 않았거나 이 시스템에 해당하지 않는 절은 비워 두되, 왜 비었는지는 한 줄로 남긴다. 누락과 구분해야 리뷰가 가능하기 때문이다. 표기는 셋이다.</w:t>
       </w:r>
     </w:p>
@@ -31,6 +40,9 @@
         <w:t>작성 예정</w:t>
       </w:r>
       <w:r>
+        <w:rPr>
+          <w:b w:val="0"/>
+        </w:rPr>
         <w:t xml:space="preserve"> — 값이 정해지면 채운다. 채울 자리를 알 수 있게 표 골격만 두었다.</w:t>
       </w:r>
     </w:p>
@@ -45,6 +57,9 @@
         <w:t>해당 없음</w:t>
       </w:r>
       <w:r>
+        <w:rPr>
+          <w:b w:val="0"/>
+        </w:rPr>
         <w:t xml:space="preserve"> — 이 시스템의 구성에서는 쓰지 않는 항목이다.</w:t>
       </w:r>
     </w:p>
@@ -59,6 +74,9 @@
         <w:t>[선택]</w:t>
       </w:r>
       <w:r>
+        <w:rPr>
+          <w:b w:val="0"/>
+        </w:rPr>
         <w:t xml:space="preserve"> — 표준 양식에서 선택 항목이라 이번 범위에서는 작성하지 않는다.</w:t>
       </w:r>
     </w:p>
@@ -67,6 +85,9 @@
         <w:pStyle w:val="Heading2"/>
       </w:pPr>
       <w:r>
+        <w:rPr>
+          <w:b w:val="0"/>
+        </w:rPr>
         <w:t>1. 기술 인프라 구성</w:t>
       </w:r>
     </w:p>
@@ -75,6 +96,9 @@
         <w:pStyle w:val="Heading3"/>
       </w:pPr>
       <w:r>
+        <w:rPr>
+          <w:b w:val="0"/>
+        </w:rPr>
         <w:t>1.1 하드웨어 구성</w:t>
       </w:r>
     </w:p>
@@ -89,6 +113,9 @@
         <w:t>작성 예정</w:t>
       </w:r>
       <w:r>
+        <w:rPr>
+          <w:b w:val="0"/>
+        </w:rPr>
         <w:t xml:space="preserve"> — 서버 사양과 대수가 확정되면 채운다.</w:t>
       </w:r>
     </w:p>
@@ -208,6 +235,9 @@
           </w:tcPr>
           <w:p>
             <w:r>
+              <w:rPr>
+                <w:b w:val="0"/>
+              </w:rPr>
               <w:t>Coordinator 서버</w:t>
             </w:r>
           </w:p>
@@ -218,6 +248,9 @@
           </w:tcPr>
           <w:p>
             <w:r>
+              <w:rPr>
+                <w:b w:val="0"/>
+              </w:rPr>
               <w:t>요청 접수·분할·상태 집계</w:t>
             </w:r>
           </w:p>
@@ -260,6 +293,9 @@
           </w:tcPr>
           <w:p>
             <w:r>
+              <w:rPr>
+                <w:b w:val="0"/>
+              </w:rPr>
               <w:t>Executor 서버</w:t>
             </w:r>
           </w:p>
@@ -270,6 +306,9 @@
           </w:tcPr>
           <w:p>
             <w:r>
+              <w:rPr>
+                <w:b w:val="0"/>
+              </w:rPr>
               <w:t>소스 읽기·적재 실행</w:t>
             </w:r>
           </w:p>
@@ -312,6 +351,9 @@
           </w:tcPr>
           <w:p>
             <w:r>
+              <w:rPr>
+                <w:b w:val="0"/>
+              </w:rPr>
               <w:t>PostgreSQL 서버</w:t>
             </w:r>
           </w:p>
@@ -322,6 +364,9 @@
           </w:tcPr>
           <w:p>
             <w:r>
+              <w:rPr>
+                <w:b w:val="0"/>
+              </w:rPr>
               <w:t>메타 저장소</w:t>
             </w:r>
           </w:p>
@@ -361,6 +406,9 @@
     <w:p/>
     <w:p>
       <w:r>
+        <w:rPr>
+          <w:b w:val="0"/>
+        </w:rPr>
         <w:t>사양을 잡을 때 기억할 것이 하나 있다. 데이터는 coordinator 를 지나지 않고 executor 가 소스에서 읽어 대상으로 곧장 보내므로, 자원이 필요한 쪽은 언제나 executor 다. coordinator 는 상태와 행 수만 다루므로 요구가 가볍다.</w:t>
       </w:r>
     </w:p>
@@ -369,11 +417,17 @@
         <w:pStyle w:val="Heading3"/>
       </w:pPr>
       <w:r>
+        <w:rPr>
+          <w:b w:val="0"/>
+        </w:rPr>
         <w:t>1.2 소프트웨어 구성</w:t>
       </w:r>
     </w:p>
     <w:p>
       <w:r>
+        <w:rPr>
+          <w:b w:val="0"/>
+        </w:rPr>
         <w:t>운영체제와 런타임은 RHEL 9.2 기본 파이썬을 그대로 쓴다. 별도 파이썬을 올리지 않는 것은 에어갭 환경에서 관리 대상을 늘리지 않기 위해서다.</w:t>
       </w:r>
     </w:p>
@@ -465,6 +519,9 @@
           </w:tcPr>
           <w:p>
             <w:r>
+              <w:rPr>
+                <w:b w:val="0"/>
+              </w:rPr>
               <w:t>운영체제</w:t>
             </w:r>
           </w:p>
@@ -475,6 +532,9 @@
           </w:tcPr>
           <w:p>
             <w:r>
+              <w:rPr>
+                <w:b w:val="0"/>
+              </w:rPr>
               <w:t>RHEL</w:t>
             </w:r>
           </w:p>
@@ -485,6 +545,9 @@
           </w:tcPr>
           <w:p>
             <w:r>
+              <w:rPr>
+                <w:b w:val="0"/>
+              </w:rPr>
               <w:t>9.2</w:t>
             </w:r>
           </w:p>
@@ -495,6 +558,9 @@
           </w:tcPr>
           <w:p>
             <w:r>
+              <w:rPr>
+                <w:b w:val="0"/>
+              </w:rPr>
               <w:t>—</w:t>
             </w:r>
           </w:p>
@@ -505,11 +571,15 @@
           </w:tcPr>
           <w:p>
             <w:r>
+              <w:rPr>
+                <w:b w:val="0"/>
+              </w:rPr>
               <w:t xml:space="preserve">서비스 계정 </w:t>
             </w:r>
             <w:r>
               <w:rPr>
                 <w:rFonts w:ascii="Consolas" w:hAnsi="Consolas" w:eastAsia="맑은 고딕"/>
+                <w:b w:val="0"/>
               </w:rPr>
               <w:t>gpadmin</w:t>
             </w:r>
@@ -523,6 +593,9 @@
           </w:tcPr>
           <w:p>
             <w:r>
+              <w:rPr>
+                <w:b w:val="0"/>
+              </w:rPr>
               <w:t>런타임</w:t>
             </w:r>
           </w:p>
@@ -533,6 +606,9 @@
           </w:tcPr>
           <w:p>
             <w:r>
+              <w:rPr>
+                <w:b w:val="0"/>
+              </w:rPr>
               <w:t>Python</w:t>
             </w:r>
           </w:p>
@@ -543,6 +619,9 @@
           </w:tcPr>
           <w:p>
             <w:r>
+              <w:rPr>
+                <w:b w:val="0"/>
+              </w:rPr>
               <w:t>3.9 이상</w:t>
             </w:r>
           </w:p>
@@ -555,6 +634,7 @@
             <w:r>
               <w:rPr>
                 <w:rFonts w:ascii="Consolas" w:hAnsi="Consolas" w:eastAsia="맑은 고딕"/>
+                <w:b w:val="0"/>
               </w:rPr>
               <w:t>/data1/distributed-query-executor/.venv</w:t>
             </w:r>
@@ -566,6 +646,9 @@
           </w:tcPr>
           <w:p>
             <w:r>
+              <w:rPr>
+                <w:b w:val="0"/>
+              </w:rPr>
               <w:t>OS 기본 파이썬 사용</w:t>
             </w:r>
           </w:p>
@@ -578,6 +661,9 @@
           </w:tcPr>
           <w:p>
             <w:r>
+              <w:rPr>
+                <w:b w:val="0"/>
+              </w:rPr>
               <w:t>애플리케이션</w:t>
             </w:r>
           </w:p>
@@ -588,6 +674,9 @@
           </w:tcPr>
           <w:p>
             <w:r>
+              <w:rPr>
+                <w:b w:val="0"/>
+              </w:rPr>
               <w:t>Distributed Query Executor</w:t>
             </w:r>
           </w:p>
@@ -598,6 +687,9 @@
           </w:tcPr>
           <w:p>
             <w:r>
+              <w:rPr>
+                <w:b w:val="0"/>
+              </w:rPr>
               <w:t>저장소 버전</w:t>
             </w:r>
           </w:p>
@@ -610,6 +702,7 @@
             <w:r>
               <w:rPr>
                 <w:rFonts w:ascii="Consolas" w:hAnsi="Consolas" w:eastAsia="맑은 고딕"/>
+                <w:b w:val="0"/>
               </w:rPr>
               <w:t>/data1/distributed-query-executor</w:t>
             </w:r>
@@ -621,6 +714,9 @@
           </w:tcPr>
           <w:p>
             <w:r>
+              <w:rPr>
+                <w:b w:val="0"/>
+              </w:rPr>
               <w:t>coordinator·executor 공용 트리</w:t>
             </w:r>
           </w:p>
@@ -633,6 +729,9 @@
           </w:tcPr>
           <w:p>
             <w:r>
+              <w:rPr>
+                <w:b w:val="0"/>
+              </w:rPr>
               <w:t>웹 프레임워크</w:t>
             </w:r>
           </w:p>
@@ -643,6 +742,9 @@
           </w:tcPr>
           <w:p>
             <w:r>
+              <w:rPr>
+                <w:b w:val="0"/>
+              </w:rPr>
               <w:t>FastAPI · Uvicorn</w:t>
             </w:r>
           </w:p>
@@ -653,6 +755,9 @@
           </w:tcPr>
           <w:p>
             <w:r>
+              <w:rPr>
+                <w:b w:val="0"/>
+              </w:rPr>
               <w:t>0.110~0.128 · 0.29~0.39</w:t>
             </w:r>
           </w:p>
@@ -665,6 +770,7 @@
             <w:r>
               <w:rPr>
                 <w:rFonts w:ascii="Consolas" w:hAnsi="Consolas" w:eastAsia="맑은 고딕"/>
+                <w:b w:val="0"/>
               </w:rPr>
               <w:t>.venv</w:t>
             </w:r>
@@ -676,6 +782,9 @@
           </w:tcPr>
           <w:p>
             <w:r>
+              <w:rPr>
+                <w:b w:val="0"/>
+              </w:rPr>
               <w:t>두 서비스 모두 단일 워커</w:t>
             </w:r>
           </w:p>
@@ -688,6 +797,9 @@
           </w:tcPr>
           <w:p>
             <w:r>
+              <w:rPr>
+                <w:b w:val="0"/>
+              </w:rPr>
               <w:t>SQL 파서</w:t>
             </w:r>
           </w:p>
@@ -698,6 +810,9 @@
           </w:tcPr>
           <w:p>
             <w:r>
+              <w:rPr>
+                <w:b w:val="0"/>
+              </w:rPr>
               <w:t>sqlglot</w:t>
             </w:r>
           </w:p>
@@ -708,6 +823,9 @@
           </w:tcPr>
           <w:p>
             <w:r>
+              <w:rPr>
+                <w:b w:val="0"/>
+              </w:rPr>
               <w:t>30.x</w:t>
             </w:r>
           </w:p>
@@ -720,6 +838,7 @@
             <w:r>
               <w:rPr>
                 <w:rFonts w:ascii="Consolas" w:hAnsi="Consolas" w:eastAsia="맑은 고딕"/>
+                <w:b w:val="0"/>
               </w:rPr>
               <w:t>.venv</w:t>
             </w:r>
@@ -731,6 +850,9 @@
           </w:tcPr>
           <w:p>
             <w:r>
+              <w:rPr>
+                <w:b w:val="0"/>
+              </w:rPr>
               <w:t>SELECT 검증과 분할</w:t>
             </w:r>
           </w:p>
@@ -743,6 +865,9 @@
           </w:tcPr>
           <w:p>
             <w:r>
+              <w:rPr>
+                <w:b w:val="0"/>
+              </w:rPr>
               <w:t>템플릿 엔진</w:t>
             </w:r>
           </w:p>
@@ -753,6 +878,9 @@
           </w:tcPr>
           <w:p>
             <w:r>
+              <w:rPr>
+                <w:b w:val="0"/>
+              </w:rPr>
               <w:t>Jinja2</w:t>
             </w:r>
           </w:p>
@@ -763,6 +891,9 @@
           </w:tcPr>
           <w:p>
             <w:r>
+              <w:rPr>
+                <w:b w:val="0"/>
+              </w:rPr>
               <w:t>3.1.x</w:t>
             </w:r>
           </w:p>
@@ -775,6 +906,7 @@
             <w:r>
               <w:rPr>
                 <w:rFonts w:ascii="Consolas" w:hAnsi="Consolas" w:eastAsia="맑은 고딕"/>
+                <w:b w:val="0"/>
               </w:rPr>
               <w:t>.venv</w:t>
             </w:r>
@@ -786,6 +918,9 @@
           </w:tcPr>
           <w:p>
             <w:r>
+              <w:rPr>
+                <w:b w:val="0"/>
+              </w:rPr>
               <w:t>서버 측 쿼리 템플릿</w:t>
             </w:r>
           </w:p>
@@ -798,6 +933,9 @@
           </w:tcPr>
           <w:p>
             <w:r>
+              <w:rPr>
+                <w:b w:val="0"/>
+              </w:rPr>
               <w:t>메타 저장소</w:t>
             </w:r>
           </w:p>
@@ -808,6 +946,9 @@
           </w:tcPr>
           <w:p>
             <w:r>
+              <w:rPr>
+                <w:b w:val="0"/>
+              </w:rPr>
               <w:t>PostgreSQL</w:t>
             </w:r>
           </w:p>
@@ -818,6 +959,9 @@
           </w:tcPr>
           <w:p>
             <w:r>
+              <w:rPr>
+                <w:b w:val="0"/>
+              </w:rPr>
               <w:t>12 이상</w:t>
             </w:r>
           </w:p>
@@ -828,6 +972,9 @@
           </w:tcPr>
           <w:p>
             <w:r>
+              <w:rPr>
+                <w:b w:val="0"/>
+              </w:rPr>
               <w:t>별도 서버</w:t>
             </w:r>
           </w:p>
@@ -838,6 +985,9 @@
           </w:tcPr>
           <w:p>
             <w:r>
+              <w:rPr>
+                <w:b w:val="0"/>
+              </w:rPr>
               <w:t>job·이력·상태 테이블</w:t>
             </w:r>
           </w:p>
@@ -850,6 +1000,9 @@
           </w:tcPr>
           <w:p>
             <w:r>
+              <w:rPr>
+                <w:b w:val="0"/>
+              </w:rPr>
               <w:t>DB 드라이버</w:t>
             </w:r>
           </w:p>
@@ -860,6 +1013,9 @@
           </w:tcPr>
           <w:p>
             <w:r>
+              <w:rPr>
+                <w:b w:val="0"/>
+              </w:rPr>
               <w:t>psycopg</w:t>
             </w:r>
           </w:p>
@@ -870,6 +1026,9 @@
           </w:tcPr>
           <w:p>
             <w:r>
+              <w:rPr>
+                <w:b w:val="0"/>
+              </w:rPr>
               <w:t>3.2 이상</w:t>
             </w:r>
           </w:p>
@@ -882,6 +1041,7 @@
             <w:r>
               <w:rPr>
                 <w:rFonts w:ascii="Consolas" w:hAnsi="Consolas" w:eastAsia="맑은 고딕"/>
+                <w:b w:val="0"/>
               </w:rPr>
               <w:t>.venv</w:t>
             </w:r>
@@ -893,6 +1053,9 @@
           </w:tcPr>
           <w:p>
             <w:r>
+              <w:rPr>
+                <w:b w:val="0"/>
+              </w:rPr>
               <w:t>메타 저장소와 적재 대상 공용</w:t>
             </w:r>
           </w:p>
@@ -905,6 +1068,9 @@
           </w:tcPr>
           <w:p>
             <w:r>
+              <w:rPr>
+                <w:b w:val="0"/>
+              </w:rPr>
               <w:t>소스 드라이버</w:t>
             </w:r>
           </w:p>
@@ -915,6 +1081,9 @@
           </w:tcPr>
           <w:p>
             <w:r>
+              <w:rPr>
+                <w:b w:val="0"/>
+              </w:rPr>
               <w:t>impyla · thrift-sasl · pure-sasl</w:t>
             </w:r>
           </w:p>
@@ -925,6 +1094,9 @@
           </w:tcPr>
           <w:p>
             <w:r>
+              <w:rPr>
+                <w:b w:val="0"/>
+              </w:rPr>
               <w:t>0.19 이상</w:t>
             </w:r>
           </w:p>
@@ -935,11 +1107,15 @@
           </w:tcPr>
           <w:p>
             <w:r>
+              <w:rPr>
+                <w:b w:val="0"/>
+              </w:rPr>
               <w:t xml:space="preserve">executor </w:t>
             </w:r>
             <w:r>
               <w:rPr>
                 <w:rFonts w:ascii="Consolas" w:hAnsi="Consolas" w:eastAsia="맑은 고딕"/>
+                <w:b w:val="0"/>
               </w:rPr>
               <w:t>.venv</w:t>
             </w:r>
@@ -951,6 +1127,9 @@
           </w:tcPr>
           <w:p>
             <w:r>
+              <w:rPr>
+                <w:b w:val="0"/>
+              </w:rPr>
               <w:t>Impala 접속과 LDAP 인증</w:t>
             </w:r>
           </w:p>
@@ -963,6 +1142,9 @@
           </w:tcPr>
           <w:p>
             <w:r>
+              <w:rPr>
+                <w:b w:val="0"/>
+              </w:rPr>
               <w:t>오브젝트 스토리지</w:t>
             </w:r>
           </w:p>
@@ -973,6 +1155,9 @@
           </w:tcPr>
           <w:p>
             <w:r>
+              <w:rPr>
+                <w:b w:val="0"/>
+              </w:rPr>
               <w:t>boto3</w:t>
             </w:r>
           </w:p>
@@ -983,6 +1168,9 @@
           </w:tcPr>
           <w:p>
             <w:r>
+              <w:rPr>
+                <w:b w:val="0"/>
+              </w:rPr>
               <w:t>1.34 이상</w:t>
             </w:r>
           </w:p>
@@ -993,11 +1181,15 @@
           </w:tcPr>
           <w:p>
             <w:r>
+              <w:rPr>
+                <w:b w:val="0"/>
+              </w:rPr>
               <w:t xml:space="preserve">executor </w:t>
             </w:r>
             <w:r>
               <w:rPr>
                 <w:rFonts w:ascii="Consolas" w:hAnsi="Consolas" w:eastAsia="맑은 고딕"/>
+                <w:b w:val="0"/>
               </w:rPr>
               <w:t>.venv</w:t>
             </w:r>
@@ -1011,10 +1203,14 @@
             <w:r>
               <w:rPr>
                 <w:rFonts w:ascii="Consolas" w:hAnsi="Consolas" w:eastAsia="맑은 고딕"/>
+                <w:b w:val="0"/>
               </w:rPr>
               <w:t>s3_stage</w:t>
             </w:r>
             <w:r>
+              <w:rPr>
+                <w:b w:val="0"/>
+              </w:rPr>
               <w:t xml:space="preserve"> 에서만 사용</w:t>
             </w:r>
           </w:p>
@@ -1027,6 +1223,9 @@
           </w:tcPr>
           <w:p>
             <w:r>
+              <w:rPr>
+                <w:b w:val="0"/>
+              </w:rPr>
               <w:t>시스템 패키지</w:t>
             </w:r>
           </w:p>
@@ -1037,6 +1236,9 @@
           </w:tcPr>
           <w:p>
             <w:r>
+              <w:rPr>
+                <w:b w:val="0"/>
+              </w:rPr>
               <w:t>gcc · gcc-c++ · make · python3-devel · cyrus-sasl-devel</w:t>
             </w:r>
           </w:p>
@@ -1047,6 +1249,9 @@
           </w:tcPr>
           <w:p>
             <w:r>
+              <w:rPr>
+                <w:b w:val="0"/>
+              </w:rPr>
               <w:t>—</w:t>
             </w:r>
           </w:p>
@@ -1057,6 +1262,9 @@
           </w:tcPr>
           <w:p>
             <w:r>
+              <w:rPr>
+                <w:b w:val="0"/>
+              </w:rPr>
               <w:t>OS</w:t>
             </w:r>
           </w:p>
@@ -1067,6 +1275,9 @@
           </w:tcPr>
           <w:p>
             <w:r>
+              <w:rPr>
+                <w:b w:val="0"/>
+              </w:rPr>
               <w:t>impyla SASL 빌드에 필요</w:t>
             </w:r>
           </w:p>
@@ -1076,24 +1287,35 @@
     <w:p/>
     <w:p>
       <w:r>
+        <w:rPr>
+          <w:b w:val="0"/>
+        </w:rPr>
         <w:t>서비스 관리는 런처 스크립트(</w:t>
       </w:r>
       <w:r>
         <w:rPr>
           <w:rFonts w:ascii="Consolas" w:hAnsi="Consolas" w:eastAsia="맑은 고딕"/>
+          <w:b w:val="0"/>
         </w:rPr>
         <w:t>bin/start-*.sh</w:t>
       </w:r>
       <w:r>
+        <w:rPr>
+          <w:b w:val="0"/>
+        </w:rPr>
         <w:t xml:space="preserve">)를 기본으로 하고, systemd 로 돌릴 때는 저장소가 함께 배포하는 유닛을 </w:t>
       </w:r>
       <w:r>
         <w:rPr>
           <w:rFonts w:ascii="Consolas" w:hAnsi="Consolas" w:eastAsia="맑은 고딕"/>
+          <w:b w:val="0"/>
         </w:rPr>
         <w:t>systemctl link</w:t>
       </w:r>
       <w:r>
+        <w:rPr>
+          <w:b w:val="0"/>
+        </w:rPr>
         <w:t xml:space="preserve"> 로 등록한다. 웹 에셋과 API 문서는 모두 트리 안에 넣어 두어 런타임에 외부로 나가지 않는다.</w:t>
       </w:r>
     </w:p>
@@ -1102,6 +1324,9 @@
         <w:pStyle w:val="Heading3"/>
       </w:pPr>
       <w:r>
+        <w:rPr>
+          <w:b w:val="0"/>
+        </w:rPr>
         <w:t>1.3 네트워크 구성</w:t>
       </w:r>
     </w:p>
@@ -1116,6 +1341,9 @@
         <w:t>작성 예정</w:t>
       </w:r>
       <w:r>
+        <w:rPr>
+          <w:b w:val="0"/>
+        </w:rPr>
         <w:t xml:space="preserve"> — 대역과 방화벽 정책, 망 분리 구조가 확정되면 구성도와 함께 채운다. 서비스가 여는 포트와 통신 방향은 1.5 구성요소별 매핑에 정리해 두었다.</w:t>
       </w:r>
     </w:p>
@@ -1221,6 +1449,9 @@
           </w:tcPr>
           <w:p>
             <w:r>
+              <w:rPr>
+                <w:b w:val="0"/>
+              </w:rPr>
               <w:t>사용자 → Coordinator</w:t>
             </w:r>
           </w:p>
@@ -1263,6 +1494,9 @@
           </w:tcPr>
           <w:p>
             <w:r>
+              <w:rPr>
+                <w:b w:val="0"/>
+              </w:rPr>
               <w:t>Coordinator → Executor</w:t>
             </w:r>
           </w:p>
@@ -1305,6 +1539,9 @@
           </w:tcPr>
           <w:p>
             <w:r>
+              <w:rPr>
+                <w:b w:val="0"/>
+              </w:rPr>
               <w:t>Executor → 소스</w:t>
             </w:r>
           </w:p>
@@ -1347,6 +1584,9 @@
           </w:tcPr>
           <w:p>
             <w:r>
+              <w:rPr>
+                <w:b w:val="0"/>
+              </w:rPr>
               <w:t>Executor → 적재 대상</w:t>
             </w:r>
           </w:p>
@@ -1389,6 +1629,9 @@
           </w:tcPr>
           <w:p>
             <w:r>
+              <w:rPr>
+                <w:b w:val="0"/>
+              </w:rPr>
               <w:t>서비스 → PostgreSQL</w:t>
             </w:r>
           </w:p>
@@ -1431,11 +1674,17 @@
         <w:pStyle w:val="Heading3"/>
       </w:pPr>
       <w:r>
+        <w:rPr>
+          <w:b w:val="0"/>
+        </w:rPr>
         <w:t>1.4 구성요소별 정의</w:t>
       </w:r>
     </w:p>
     <w:p>
       <w:r>
+        <w:rPr>
+          <w:b w:val="0"/>
+        </w:rPr>
         <w:t>표준 양식의 Web Server 와 WAS Server 자리에는 이 시스템의 실제 구성요소인 Distributed Query Executor 가 온다. 하나의 애플리케이션이지만 역할이 뚜렷이 갈리므로 coordinator 와 executor 를 나눠 적는다.</w:t>
       </w:r>
     </w:p>
@@ -1444,47 +1693,69 @@
         <w:pStyle w:val="Heading4"/>
       </w:pPr>
       <w:r>
+        <w:rPr>
+          <w:b w:val="0"/>
+        </w:rPr>
         <w:t>1.4.1 사용자</w:t>
       </w:r>
     </w:p>
     <w:p>
       <w:r>
+        <w:rPr>
+          <w:b w:val="0"/>
+        </w:rPr>
         <w:t xml:space="preserve">작업을 맡기는 쪽은 사람이 아니라 대개 배치 스케줄러나 업무 시스템이다. HTTP 클라이언트로 coordinator 의 </w:t>
       </w:r>
       <w:r>
         <w:rPr>
           <w:rFonts w:ascii="Consolas" w:hAnsi="Consolas" w:eastAsia="맑은 고딕"/>
+          <w:b w:val="0"/>
         </w:rPr>
         <w:t>8088</w:t>
       </w:r>
       <w:r>
+        <w:rPr>
+          <w:b w:val="0"/>
+        </w:rPr>
         <w:t xml:space="preserve"> 포트에 job 을 제출하고 상태를 폴링하며, executor 의 존재를 알 필요가 없다. 브라우저로 같은 포트에 접속하면 읽기 전용 대시보드를 볼 수 있고, 터미널만 있는 환경에서는 같은 API 를 읽는 curses 모니터를 쓴다. 운영자는 여기에 더해 </w:t>
       </w:r>
       <w:r>
         <w:rPr>
           <w:rFonts w:ascii="Consolas" w:hAnsi="Consolas" w:eastAsia="맑은 고딕"/>
+          <w:b w:val="0"/>
         </w:rPr>
         <w:t>bin/gp-shell</w:t>
       </w:r>
       <w:r>
+        <w:rPr>
+          <w:b w:val="0"/>
+        </w:rPr>
         <w:t>·</w:t>
       </w:r>
       <w:r>
         <w:rPr>
           <w:rFonts w:ascii="Consolas" w:hAnsi="Consolas" w:eastAsia="맑은 고딕"/>
+          <w:b w:val="0"/>
         </w:rPr>
         <w:t>bin/impala-shell</w:t>
       </w:r>
       <w:r>
+        <w:rPr>
+          <w:b w:val="0"/>
+        </w:rPr>
         <w:t>·</w:t>
       </w:r>
       <w:r>
         <w:rPr>
           <w:rFonts w:ascii="Consolas" w:hAnsi="Consolas" w:eastAsia="맑은 고딕"/>
+          <w:b w:val="0"/>
         </w:rPr>
         <w:t>bin/s3-ops</w:t>
       </w:r>
       <w:r>
+        <w:rPr>
+          <w:b w:val="0"/>
+        </w:rPr>
         <w:t xml:space="preserve"> 로 소스와 대상, 스테이징 저장소를 직접 다룬다.</w:t>
       </w:r>
     </w:p>
@@ -1493,70 +1764,103 @@
         <w:pStyle w:val="Heading4"/>
       </w:pPr>
       <w:r>
+        <w:rPr>
+          <w:b w:val="0"/>
+        </w:rPr>
         <w:t>1.4.2 Distributed Query Executor — Coordinator</w:t>
       </w:r>
     </w:p>
     <w:p>
       <w:r>
+        <w:rPr>
+          <w:b w:val="0"/>
+        </w:rPr>
         <w:t xml:space="preserve">요청을 받아 검증하고 나누고 디스패치하는 control plane 이다. </w:t>
       </w:r>
       <w:r>
         <w:rPr>
           <w:rFonts w:ascii="Consolas" w:hAnsi="Consolas" w:eastAsia="맑은 고딕"/>
+          <w:b w:val="0"/>
         </w:rPr>
         <w:t>POST /jobs</w:t>
       </w:r>
       <w:r>
+        <w:rPr>
+          <w:b w:val="0"/>
+        </w:rPr>
         <w:t xml:space="preserve"> 가 들어오면 멱등 키를 확인하고, 템플릿을 쓰는 요청이면 서버에서 SQL 을 렌더한 뒤 파서로 검증하고 파티션 </w:t>
       </w:r>
       <w:r>
         <w:rPr>
           <w:rFonts w:ascii="Consolas" w:hAnsi="Consolas" w:eastAsia="맑은 고딕"/>
+          <w:b w:val="0"/>
         </w:rPr>
         <w:t>IN</w:t>
       </w:r>
       <w:r>
+        <w:rPr>
+          <w:b w:val="0"/>
+        </w:rPr>
         <w:t xml:space="preserve"> 목록 기준으로 task 를 만든다. 이어서 admission 이 받을지 판단해 넘치면 </w:t>
       </w:r>
       <w:r>
         <w:rPr>
           <w:rFonts w:ascii="Consolas" w:hAnsi="Consolas" w:eastAsia="맑은 고딕"/>
+          <w:b w:val="0"/>
         </w:rPr>
         <w:t>429</w:t>
       </w:r>
       <w:r>
+        <w:rPr>
+          <w:b w:val="0"/>
+        </w:rPr>
         <w:t xml:space="preserve"> 로 거절하고, 통과하면 job 을 만들어 </w:t>
       </w:r>
       <w:r>
         <w:rPr>
           <w:rFonts w:ascii="Consolas" w:hAnsi="Consolas" w:eastAsia="맑은 고딕"/>
+          <w:b w:val="0"/>
         </w:rPr>
         <w:t>202</w:t>
       </w:r>
       <w:r>
+        <w:rPr>
+          <w:b w:val="0"/>
+        </w:rPr>
         <w:t xml:space="preserve"> 를 돌려준 뒤 백그라운드에서 실행한다.</w:t>
       </w:r>
     </w:p>
     <w:p>
       <w:r>
+        <w:rPr>
+          <w:b w:val="0"/>
+        </w:rPr>
         <w:t xml:space="preserve">실행 중에는 각 executor 에 task 를 병렬로 디스패치하고 상태를 폴링하며, 종료되면 DONE·PARTIAL·FAILED·CANCELLED 중 하나로 집계한다. </w:t>
       </w:r>
       <w:r>
         <w:rPr>
           <w:rFonts w:ascii="Consolas" w:hAnsi="Consolas" w:eastAsia="맑은 고딕"/>
+          <w:b w:val="0"/>
         </w:rPr>
         <w:t>local_stage</w:t>
       </w:r>
       <w:r>
+        <w:rPr>
+          <w:b w:val="0"/>
+        </w:rPr>
         <w:t xml:space="preserve"> 와 </w:t>
       </w:r>
       <w:r>
         <w:rPr>
           <w:rFonts w:ascii="Consolas" w:hAnsi="Consolas" w:eastAsia="맑은 고딕"/>
+          <w:b w:val="0"/>
         </w:rPr>
         <w:t>s3_stage</w:t>
       </w:r>
       <w:r>
+        <w:rPr>
+          <w:b w:val="0"/>
+        </w:rPr>
         <w:t xml:space="preserve"> 에서는 모든 executor 가 파일을 만든 뒤의 Phase 2, 즉 외부테이블 생성과 target INSERT 를 coordinator 가 중앙에서 수행한다. 대시보드와 API 문서, 헬스와 메트릭 조회도 이 프로세스가 제공한다. 상태를 메모리에 두므로 단일 워커로 실행하고, 처리량 확장은 이쪽이 아니라 executor 수로 한다.</w:t>
       </w:r>
     </w:p>
@@ -1565,52 +1869,77 @@
         <w:pStyle w:val="Heading4"/>
       </w:pPr>
       <w:r>
+        <w:rPr>
+          <w:b w:val="0"/>
+        </w:rPr>
         <w:t>1.4.3 Distributed Query Executor — Executor</w:t>
       </w:r>
     </w:p>
     <w:p>
       <w:r>
+        <w:rPr>
+          <w:b w:val="0"/>
+        </w:rPr>
         <w:t xml:space="preserve">실제로 데이터를 옮기는 data plane 이다. </w:t>
       </w:r>
       <w:r>
         <w:rPr>
           <w:rFonts w:ascii="Consolas" w:hAnsi="Consolas" w:eastAsia="맑은 고딕"/>
+          <w:b w:val="0"/>
         </w:rPr>
         <w:t>POST /tasks</w:t>
       </w:r>
       <w:r>
+        <w:rPr>
+          <w:b w:val="0"/>
+        </w:rPr>
         <w:t xml:space="preserve"> 로 task 를 받아 큐에 넣고, 소스에서 읽어 (READING) 대상에 적재하는(WRITING) 동안 상태를 스스로 관리한다. 소스 읽기는 impyla 커서를 쓰고, 커서가 없는 사내 API 는 커서처럼 감싸는 어댑터를 거치므로 읽기 루프는 같다. 적재는 </w:t>
       </w:r>
       <w:r>
         <w:rPr>
           <w:rFonts w:ascii="Consolas" w:hAnsi="Consolas" w:eastAsia="맑은 고딕"/>
+          <w:b w:val="0"/>
         </w:rPr>
         <w:t>exec_mode</w:t>
       </w:r>
       <w:r>
+        <w:rPr>
+          <w:b w:val="0"/>
+        </w:rPr>
         <w:t xml:space="preserve"> 에 따라 갈려서 COPY 로 곧장 넣거나, staging 을 거치거나, CSV 파일을 만들어 Greenplum 이 외부테이블로 당겨 읽게 한다.</w:t>
       </w:r>
     </w:p>
     <w:p>
       <w:r>
+        <w:rPr>
+          <w:b w:val="0"/>
+        </w:rPr>
         <w:t xml:space="preserve">한 대가 동시에 실행하는 task 수는 </w:t>
       </w:r>
       <w:r>
         <w:rPr>
           <w:rFonts w:ascii="Consolas" w:hAnsi="Consolas" w:eastAsia="맑은 고딕"/>
+          <w:b w:val="0"/>
         </w:rPr>
         <w:t>executor.max_concurrent_tasks</w:t>
       </w:r>
       <w:r>
+        <w:rPr>
+          <w:b w:val="0"/>
+        </w:rPr>
         <w:t xml:space="preserve"> 로 제한하고, Greenplum 연결은 풀로 재사용하되 반납할 때 세션을 초기화한다. 포트를 달리해 한 호스트에 여러 인스턴스를 띄울 수 있으며, </w:t>
       </w:r>
       <w:r>
         <w:rPr>
           <w:rFonts w:ascii="Consolas" w:hAnsi="Consolas" w:eastAsia="맑은 고딕"/>
+          <w:b w:val="0"/>
         </w:rPr>
         <w:t>local_stage</w:t>
       </w:r>
       <w:r>
+        <w:rPr>
+          <w:b w:val="0"/>
+        </w:rPr>
         <w:t xml:space="preserve"> 를 쓸 때는 Greenplum 세그먼트와 같은 호스트에 두어야 한다.</w:t>
       </w:r>
     </w:p>
@@ -1619,106 +1948,155 @@
         <w:pStyle w:val="Heading4"/>
       </w:pPr>
       <w:r>
+        <w:rPr>
+          <w:b w:val="0"/>
+        </w:rPr>
         <w:t>1.4.4 DBMS — PostgreSQL</w:t>
       </w:r>
     </w:p>
     <w:p>
       <w:r>
+        <w:rPr>
+          <w:b w:val="0"/>
+        </w:rPr>
         <w:t>메타 저장소다. 옮기는 데이터가 아니라 이관을 관리하는 정보만 담으므로 볼륨이 크지 않다. 공유 Job 저장소(</w:t>
       </w:r>
       <w:r>
         <w:rPr>
           <w:rFonts w:ascii="Consolas" w:hAnsi="Consolas" w:eastAsia="맑은 고딕"/>
+          <w:b w:val="0"/>
         </w:rPr>
         <w:t>jobs</w:t>
       </w:r>
       <w:r>
+        <w:rPr>
+          <w:b w:val="0"/>
+        </w:rPr>
         <w:t>)와 실행 이력(</w:t>
       </w:r>
       <w:r>
         <w:rPr>
           <w:rFonts w:ascii="Consolas" w:hAnsi="Consolas" w:eastAsia="맑은 고딕"/>
+          <w:b w:val="0"/>
         </w:rPr>
         <w:t>job_history</w:t>
       </w:r>
       <w:r>
+        <w:rPr>
+          <w:b w:val="0"/>
+        </w:rPr>
         <w:t>·</w:t>
       </w:r>
       <w:r>
         <w:rPr>
           <w:rFonts w:ascii="Consolas" w:hAnsi="Consolas" w:eastAsia="맑은 고딕"/>
+          <w:b w:val="0"/>
         </w:rPr>
         <w:t>task_history</w:t>
       </w:r>
       <w:r>
+        <w:rPr>
+          <w:b w:val="0"/>
+        </w:rPr>
         <w:t>), executor 자기 보고 상태 (</w:t>
       </w:r>
       <w:r>
         <w:rPr>
           <w:rFonts w:ascii="Consolas" w:hAnsi="Consolas" w:eastAsia="맑은 고딕"/>
+          <w:b w:val="0"/>
         </w:rPr>
         <w:t>executor_status</w:t>
       </w:r>
       <w:r>
+        <w:rPr>
+          <w:b w:val="0"/>
+        </w:rPr>
         <w:t>), coordinator heartbeat(</w:t>
       </w:r>
       <w:r>
         <w:rPr>
           <w:rFonts w:ascii="Consolas" w:hAnsi="Consolas" w:eastAsia="맑은 고딕"/>
+          <w:b w:val="0"/>
         </w:rPr>
         <w:t>coordinator_status</w:t>
       </w:r>
       <w:r>
+        <w:rPr>
+          <w:b w:val="0"/>
+        </w:rPr>
         <w:t>), 예약(</w:t>
       </w:r>
       <w:r>
         <w:rPr>
           <w:rFonts w:ascii="Consolas" w:hAnsi="Consolas" w:eastAsia="맑은 고딕"/>
+          <w:b w:val="0"/>
         </w:rPr>
         <w:t>executor_reservation</w:t>
       </w:r>
       <w:r>
+        <w:rPr>
+          <w:b w:val="0"/>
+        </w:rPr>
         <w:t>), 헬스 메트릭(</w:t>
       </w:r>
       <w:r>
         <w:rPr>
           <w:rFonts w:ascii="Consolas" w:hAnsi="Consolas" w:eastAsia="맑은 고딕"/>
+          <w:b w:val="0"/>
         </w:rPr>
         <w:t>executor_health_metrics</w:t>
       </w:r>
       <w:r>
+        <w:rPr>
+          <w:b w:val="0"/>
+        </w:rPr>
         <w:t>) 일곱 테이블로 이루어진다.</w:t>
       </w:r>
     </w:p>
     <w:p>
       <w:r>
+        <w:rPr>
+          <w:b w:val="0"/>
+        </w:rPr>
         <w:t xml:space="preserve">세 가지를 기억해 둔다. 첫째, 단일 coordinator 로 쓸 때는 이 저장소가 없어도 서비스가 돈다. 상태를 메모리에 두기 때문이며, 이력만 남기고 싶으면 </w:t>
       </w:r>
       <w:r>
         <w:rPr>
           <w:rFonts w:ascii="Consolas" w:hAnsi="Consolas" w:eastAsia="맑은 고딕"/>
+          <w:b w:val="0"/>
         </w:rPr>
         <w:t>history.db_dsn</w:t>
       </w:r>
       <w:r>
+        <w:rPr>
+          <w:b w:val="0"/>
+        </w:rPr>
         <w:t xml:space="preserve"> 만 설정한다. 둘째, coordinator 를 여러 대 띄우려면 이 저장소가 필수다. 그러지 않으면 job 을 접수한 인스턴스만 그 상태를 알아 사용자가 자기 job 을 조회하지 못한다. 셋째, 앱이 테이블을 만들어 주기는 하지만 권한을 좁히거나 미리 만들어 두려면 </w:t>
       </w:r>
       <w:r>
         <w:rPr>
           <w:rFonts w:ascii="Consolas" w:hAnsi="Consolas" w:eastAsia="맑은 고딕"/>
+          <w:b w:val="0"/>
         </w:rPr>
         <w:t>config/postgresql.sql</w:t>
       </w:r>
       <w:r>
+        <w:rPr>
+          <w:b w:val="0"/>
+        </w:rPr>
         <w:t xml:space="preserve"> 을 서비스 기동 전에 적용한다. 컬럼 단위 명세는 같은 디렉터리의 </w:t>
       </w:r>
       <w:r>
         <w:rPr>
           <w:rFonts w:ascii="Consolas" w:hAnsi="Consolas" w:eastAsia="맑은 고딕"/>
+          <w:b w:val="0"/>
         </w:rPr>
         <w:t>tables.md</w:t>
       </w:r>
       <w:r>
+        <w:rPr>
+          <w:b w:val="0"/>
+        </w:rPr>
         <w:t xml:space="preserve"> 에 있다.</w:t>
       </w:r>
     </w:p>
@@ -1727,38 +2105,56 @@
         <w:pStyle w:val="Heading4"/>
       </w:pPr>
       <w:r>
+        <w:rPr>
+          <w:b w:val="0"/>
+        </w:rPr>
         <w:t>1.4.5 연계 시스템 — 소스와 적재 대상</w:t>
       </w:r>
     </w:p>
     <w:p>
       <w:r>
+        <w:rPr>
+          <w:b w:val="0"/>
+        </w:rPr>
         <w:t xml:space="preserve">소스는 Impala 를 기본으로 하고, 템플릿의 </w:t>
       </w:r>
       <w:r>
         <w:rPr>
           <w:rFonts w:ascii="Consolas" w:hAnsi="Consolas" w:eastAsia="맑은 고딕"/>
+          <w:b w:val="0"/>
         </w:rPr>
         <w:t>datasource</w:t>
       </w:r>
       <w:r>
+        <w:rPr>
+          <w:b w:val="0"/>
+        </w:rPr>
         <w:t xml:space="preserve"> 로 Trino 나 사내 API 를 고를 수 있다. executor 만 소스에 접속하며 coordinator 는 관여하지 않는다. 적재 대상은 Greenplum 계열이고 </w:t>
       </w:r>
       <w:r>
         <w:rPr>
           <w:rFonts w:ascii="Consolas" w:hAnsi="Consolas" w:eastAsia="맑은 고딕"/>
+          <w:b w:val="0"/>
         </w:rPr>
         <w:t>greenplum.dsn</w:t>
       </w:r>
       <w:r>
+        <w:rPr>
+          <w:b w:val="0"/>
+        </w:rPr>
         <w:t xml:space="preserve"> 한 줄로 지정한다. 이 값이 비어 있으면 아무것도 읽고 쓰지 않는 백엔드로 뜨므로, 새 노드를 올린 뒤에는 기동 로그를 확인한다. </w:t>
       </w:r>
       <w:r>
         <w:rPr>
           <w:rFonts w:ascii="Consolas" w:hAnsi="Consolas" w:eastAsia="맑은 고딕"/>
+          <w:b w:val="0"/>
         </w:rPr>
         <w:t>s3_stage</w:t>
       </w:r>
       <w:r>
+        <w:rPr>
+          <w:b w:val="0"/>
+        </w:rPr>
         <w:t xml:space="preserve"> 를 쓴다면 여기에 오브젝트 스토리지와 Greenplum 쪽 PXF 구성이 더해진다.</w:t>
       </w:r>
     </w:p>
@@ -1767,11 +2163,17 @@
         <w:pStyle w:val="Heading3"/>
       </w:pPr>
       <w:r>
+        <w:rPr>
+          <w:b w:val="0"/>
+        </w:rPr>
         <w:t>1.5 구성요소별 매핑</w:t>
       </w:r>
     </w:p>
     <w:p>
       <w:r>
+        <w:rPr>
+          <w:b w:val="0"/>
+        </w:rPr>
         <w:t>구성요소와 프로세스, 포트, 설치 경로, 설정 키의 대응이다. 배치 서버 열은 하드웨어가 확정되면 채운다.</w:t>
       </w:r>
     </w:p>
@@ -1877,6 +2279,9 @@
           </w:tcPr>
           <w:p>
             <w:r>
+              <w:rPr>
+                <w:b w:val="0"/>
+              </w:rPr>
               <w:t>Coordinator</w:t>
             </w:r>
           </w:p>
@@ -1889,15 +2294,20 @@
             <w:r>
               <w:rPr>
                 <w:rFonts w:ascii="Consolas" w:hAnsi="Consolas" w:eastAsia="맑은 고딕"/>
+                <w:b w:val="0"/>
               </w:rPr>
               <w:t>python -m coordinator</w:t>
             </w:r>
             <w:r>
+              <w:rPr>
+                <w:b w:val="0"/>
+              </w:rPr>
               <w:t xml:space="preserve"> · </w:t>
             </w:r>
             <w:r>
               <w:rPr>
                 <w:rFonts w:ascii="Consolas" w:hAnsi="Consolas" w:eastAsia="맑은 고딕"/>
+                <w:b w:val="0"/>
               </w:rPr>
               <w:t>coordinator.service</w:t>
             </w:r>
@@ -1909,6 +2319,9 @@
           </w:tcPr>
           <w:p>
             <w:r>
+              <w:rPr>
+                <w:b w:val="0"/>
+              </w:rPr>
               <w:t>8088</w:t>
             </w:r>
           </w:p>
@@ -1921,6 +2334,7 @@
             <w:r>
               <w:rPr>
                 <w:rFonts w:ascii="Consolas" w:hAnsi="Consolas" w:eastAsia="맑은 고딕"/>
+                <w:b w:val="0"/>
               </w:rPr>
               <w:t>/data1/distributed-query-executor</w:t>
             </w:r>
@@ -1934,24 +2348,33 @@
             <w:r>
               <w:rPr>
                 <w:rFonts w:ascii="Consolas" w:hAnsi="Consolas" w:eastAsia="맑은 고딕"/>
+                <w:b w:val="0"/>
               </w:rPr>
               <w:t>coordinator.*</w:t>
             </w:r>
             <w:r>
+              <w:rPr>
+                <w:b w:val="0"/>
+              </w:rPr>
               <w:t xml:space="preserve">, </w:t>
             </w:r>
             <w:r>
               <w:rPr>
                 <w:rFonts w:ascii="Consolas" w:hAnsi="Consolas" w:eastAsia="맑은 고딕"/>
+                <w:b w:val="0"/>
               </w:rPr>
               <w:t>store.backend</w:t>
             </w:r>
             <w:r>
+              <w:rPr>
+                <w:b w:val="0"/>
+              </w:rPr>
               <w:t xml:space="preserve">, </w:t>
             </w:r>
             <w:r>
               <w:rPr>
                 <w:rFonts w:ascii="Consolas" w:hAnsi="Consolas" w:eastAsia="맑은 고딕"/>
+                <w:b w:val="0"/>
               </w:rPr>
               <w:t>history.db_dsn</w:t>
             </w:r>
@@ -1971,6 +2394,9 @@
           </w:tcPr>
           <w:p>
             <w:r>
+              <w:rPr>
+                <w:b w:val="0"/>
+              </w:rPr>
               <w:t>Executor</w:t>
             </w:r>
           </w:p>
@@ -1983,15 +2409,20 @@
             <w:r>
               <w:rPr>
                 <w:rFonts w:ascii="Consolas" w:hAnsi="Consolas" w:eastAsia="맑은 고딕"/>
+                <w:b w:val="0"/>
               </w:rPr>
               <w:t>python -m executor</w:t>
             </w:r>
             <w:r>
+              <w:rPr>
+                <w:b w:val="0"/>
+              </w:rPr>
               <w:t xml:space="preserve"> · </w:t>
             </w:r>
             <w:r>
               <w:rPr>
                 <w:rFonts w:ascii="Consolas" w:hAnsi="Consolas" w:eastAsia="맑은 고딕"/>
+                <w:b w:val="0"/>
               </w:rPr>
               <w:t>executor@&lt;port&gt;.service</w:t>
             </w:r>
@@ -2003,6 +2434,9 @@
           </w:tcPr>
           <w:p>
             <w:r>
+              <w:rPr>
+                <w:b w:val="0"/>
+              </w:rPr>
               <w:t>8087 · 8086 …</w:t>
             </w:r>
           </w:p>
@@ -2013,6 +2447,9 @@
           </w:tcPr>
           <w:p>
             <w:r>
+              <w:rPr>
+                <w:b w:val="0"/>
+              </w:rPr>
               <w:t>같음</w:t>
             </w:r>
           </w:p>
@@ -2025,33 +2462,46 @@
             <w:r>
               <w:rPr>
                 <w:rFonts w:ascii="Consolas" w:hAnsi="Consolas" w:eastAsia="맑은 고딕"/>
+                <w:b w:val="0"/>
               </w:rPr>
               <w:t>executor.*</w:t>
             </w:r>
             <w:r>
+              <w:rPr>
+                <w:b w:val="0"/>
+              </w:rPr>
               <w:t xml:space="preserve">, </w:t>
             </w:r>
             <w:r>
               <w:rPr>
                 <w:rFonts w:ascii="Consolas" w:hAnsi="Consolas" w:eastAsia="맑은 고딕"/>
+                <w:b w:val="0"/>
               </w:rPr>
               <w:t>impala.*</w:t>
             </w:r>
             <w:r>
+              <w:rPr>
+                <w:b w:val="0"/>
+              </w:rPr>
               <w:t xml:space="preserve">, </w:t>
             </w:r>
             <w:r>
               <w:rPr>
                 <w:rFonts w:ascii="Consolas" w:hAnsi="Consolas" w:eastAsia="맑은 고딕"/>
+                <w:b w:val="0"/>
               </w:rPr>
               <w:t>greenplum.dsn</w:t>
             </w:r>
             <w:r>
+              <w:rPr>
+                <w:b w:val="0"/>
+              </w:rPr>
               <w:t xml:space="preserve">, </w:t>
             </w:r>
             <w:r>
               <w:rPr>
                 <w:rFonts w:ascii="Consolas" w:hAnsi="Consolas" w:eastAsia="맑은 고딕"/>
+                <w:b w:val="0"/>
               </w:rPr>
               <w:t>copy.*</w:t>
             </w:r>
@@ -2071,6 +2521,9 @@
           </w:tcPr>
           <w:p>
             <w:r>
+              <w:rPr>
+                <w:b w:val="0"/>
+              </w:rPr>
               <w:t>메타 저장소</w:t>
             </w:r>
           </w:p>
@@ -2081,6 +2534,9 @@
           </w:tcPr>
           <w:p>
             <w:r>
+              <w:rPr>
+                <w:b w:val="0"/>
+              </w:rPr>
               <w:t>PostgreSQL 인스턴스</w:t>
             </w:r>
           </w:p>
@@ -2091,6 +2547,9 @@
           </w:tcPr>
           <w:p>
             <w:r>
+              <w:rPr>
+                <w:b w:val="0"/>
+              </w:rPr>
               <w:t>5432</w:t>
             </w:r>
           </w:p>
@@ -2101,6 +2560,9 @@
           </w:tcPr>
           <w:p>
             <w:r>
+              <w:rPr>
+                <w:b w:val="0"/>
+              </w:rPr>
               <w:t>별도 서버</w:t>
             </w:r>
           </w:p>
@@ -2113,24 +2575,33 @@
             <w:r>
               <w:rPr>
                 <w:rFonts w:ascii="Consolas" w:hAnsi="Consolas" w:eastAsia="맑은 고딕"/>
+                <w:b w:val="0"/>
               </w:rPr>
               <w:t>history.db_dsn</w:t>
             </w:r>
             <w:r>
+              <w:rPr>
+                <w:b w:val="0"/>
+              </w:rPr>
               <w:t xml:space="preserve">, </w:t>
             </w:r>
             <w:r>
               <w:rPr>
                 <w:rFonts w:ascii="Consolas" w:hAnsi="Consolas" w:eastAsia="맑은 고딕"/>
+                <w:b w:val="0"/>
               </w:rPr>
               <w:t>monitor.db_dsn</w:t>
             </w:r>
             <w:r>
+              <w:rPr>
+                <w:b w:val="0"/>
+              </w:rPr>
               <w:t xml:space="preserve">, </w:t>
             </w:r>
             <w:r>
               <w:rPr>
                 <w:rFonts w:ascii="Consolas" w:hAnsi="Consolas" w:eastAsia="맑은 고딕"/>
+                <w:b w:val="0"/>
               </w:rPr>
               <w:t>db.schema</w:t>
             </w:r>
@@ -2150,6 +2621,9 @@
           </w:tcPr>
           <w:p>
             <w:r>
+              <w:rPr>
+                <w:b w:val="0"/>
+              </w:rPr>
               <w:t>소스</w:t>
             </w:r>
           </w:p>
@@ -2160,6 +2634,9 @@
           </w:tcPr>
           <w:p>
             <w:r>
+              <w:rPr>
+                <w:b w:val="0"/>
+              </w:rPr>
               <w:t>Impala(HS2) · Trino · 사내 API</w:t>
             </w:r>
           </w:p>
@@ -2170,6 +2647,9 @@
           </w:tcPr>
           <w:p>
             <w:r>
+              <w:rPr>
+                <w:b w:val="0"/>
+              </w:rPr>
               <w:t>21050 · 28000</w:t>
             </w:r>
           </w:p>
@@ -2180,6 +2660,9 @@
           </w:tcPr>
           <w:p>
             <w:r>
+              <w:rPr>
+                <w:b w:val="0"/>
+              </w:rPr>
               <w:t>기존 시스템</w:t>
             </w:r>
           </w:p>
@@ -2192,15 +2675,20 @@
             <w:r>
               <w:rPr>
                 <w:rFonts w:ascii="Consolas" w:hAnsi="Consolas" w:eastAsia="맑은 고딕"/>
+                <w:b w:val="0"/>
               </w:rPr>
               <w:t>impala.*</w:t>
             </w:r>
             <w:r>
+              <w:rPr>
+                <w:b w:val="0"/>
+              </w:rPr>
               <w:t xml:space="preserve">, </w:t>
             </w:r>
             <w:r>
               <w:rPr>
                 <w:rFonts w:ascii="Consolas" w:hAnsi="Consolas" w:eastAsia="맑은 고딕"/>
+                <w:b w:val="0"/>
               </w:rPr>
               <w:t>query.func.*</w:t>
             </w:r>
@@ -2220,6 +2708,9 @@
           </w:tcPr>
           <w:p>
             <w:r>
+              <w:rPr>
+                <w:b w:val="0"/>
+              </w:rPr>
               <w:t>적재 대상</w:t>
             </w:r>
           </w:p>
@@ -2230,6 +2721,9 @@
           </w:tcPr>
           <w:p>
             <w:r>
+              <w:rPr>
+                <w:b w:val="0"/>
+              </w:rPr>
               <w:t>Greenplum · WarehousePG</w:t>
             </w:r>
           </w:p>
@@ -2240,6 +2734,9 @@
           </w:tcPr>
           <w:p>
             <w:r>
+              <w:rPr>
+                <w:b w:val="0"/>
+              </w:rPr>
               <w:t>5432</w:t>
             </w:r>
           </w:p>
@@ -2250,6 +2747,9 @@
           </w:tcPr>
           <w:p>
             <w:r>
+              <w:rPr>
+                <w:b w:val="0"/>
+              </w:rPr>
               <w:t>기존 시스템</w:t>
             </w:r>
           </w:p>
@@ -2262,24 +2762,33 @@
             <w:r>
               <w:rPr>
                 <w:rFonts w:ascii="Consolas" w:hAnsi="Consolas" w:eastAsia="맑은 고딕"/>
+                <w:b w:val="0"/>
               </w:rPr>
               <w:t>greenplum.dsn</w:t>
             </w:r>
             <w:r>
+              <w:rPr>
+                <w:b w:val="0"/>
+              </w:rPr>
               <w:t xml:space="preserve">, </w:t>
             </w:r>
             <w:r>
               <w:rPr>
                 <w:rFonts w:ascii="Consolas" w:hAnsi="Consolas" w:eastAsia="맑은 고딕"/>
+                <w:b w:val="0"/>
               </w:rPr>
               <w:t>s3.*</w:t>
             </w:r>
             <w:r>
+              <w:rPr>
+                <w:b w:val="0"/>
+              </w:rPr>
               <w:t xml:space="preserve">, </w:t>
             </w:r>
             <w:r>
               <w:rPr>
                 <w:rFonts w:ascii="Consolas" w:hAnsi="Consolas" w:eastAsia="맑은 고딕"/>
+                <w:b w:val="0"/>
               </w:rPr>
               <w:t>stage.*</w:t>
             </w:r>
@@ -2299,6 +2808,9 @@
           </w:tcPr>
           <w:p>
             <w:r>
+              <w:rPr>
+                <w:b w:val="0"/>
+              </w:rPr>
               <w:t>운영자 도구</w:t>
             </w:r>
           </w:p>
@@ -2311,24 +2823,33 @@
             <w:r>
               <w:rPr>
                 <w:rFonts w:ascii="Consolas" w:hAnsi="Consolas" w:eastAsia="맑은 고딕"/>
+                <w:b w:val="0"/>
               </w:rPr>
               <w:t>bin/gp-shell</w:t>
             </w:r>
             <w:r>
+              <w:rPr>
+                <w:b w:val="0"/>
+              </w:rPr>
               <w:t xml:space="preserve"> · </w:t>
             </w:r>
             <w:r>
               <w:rPr>
                 <w:rFonts w:ascii="Consolas" w:hAnsi="Consolas" w:eastAsia="맑은 고딕"/>
+                <w:b w:val="0"/>
               </w:rPr>
               <w:t>bin/impala-shell</w:t>
             </w:r>
             <w:r>
+              <w:rPr>
+                <w:b w:val="0"/>
+              </w:rPr>
               <w:t xml:space="preserve"> · </w:t>
             </w:r>
             <w:r>
               <w:rPr>
                 <w:rFonts w:ascii="Consolas" w:hAnsi="Consolas" w:eastAsia="맑은 고딕"/>
+                <w:b w:val="0"/>
               </w:rPr>
               <w:t>bin/s3-ops</w:t>
             </w:r>
@@ -2340,6 +2861,9 @@
           </w:tcPr>
           <w:p>
             <w:r>
+              <w:rPr>
+                <w:b w:val="0"/>
+              </w:rPr>
               <w:t>—</w:t>
             </w:r>
           </w:p>
@@ -2350,6 +2874,9 @@
           </w:tcPr>
           <w:p>
             <w:r>
+              <w:rPr>
+                <w:b w:val="0"/>
+              </w:rPr>
               <w:t>같은 트리</w:t>
             </w:r>
           </w:p>
@@ -2360,11 +2887,15 @@
           </w:tcPr>
           <w:p>
             <w:r>
+              <w:rPr>
+                <w:b w:val="0"/>
+              </w:rPr>
               <w:t xml:space="preserve">서비스와 같은 </w:t>
             </w:r>
             <w:r>
               <w:rPr>
                 <w:rFonts w:ascii="Consolas" w:hAnsi="Consolas" w:eastAsia="맑은 고딕"/>
+                <w:b w:val="0"/>
               </w:rPr>
               <w:t>config.properties</w:t>
             </w:r>
@@ -2381,15 +2912,22 @@
     <w:p/>
     <w:p>
       <w:r>
+        <w:rPr>
+          <w:b w:val="0"/>
+        </w:rPr>
         <w:t xml:space="preserve">포트는 설정으로 바꿀 수 있고, 외부로 열어야 하는 것은 coordinator 의 </w:t>
       </w:r>
       <w:r>
         <w:rPr>
           <w:rFonts w:ascii="Consolas" w:hAnsi="Consolas" w:eastAsia="맑은 고딕"/>
+          <w:b w:val="0"/>
         </w:rPr>
         <w:t>8088</w:t>
       </w:r>
       <w:r>
+        <w:rPr>
+          <w:b w:val="0"/>
+        </w:rPr>
         <w:t xml:space="preserve"> 하나다. executor 포트는 같은 망 안에서 coordinator 만 호출하므로 외부에 노출할 이유가 없다.</w:t>
       </w:r>
     </w:p>
@@ -2398,6 +2936,9 @@
         <w:pStyle w:val="Heading3"/>
       </w:pPr>
       <w:r>
+        <w:rPr>
+          <w:b w:val="0"/>
+        </w:rPr>
         <w:t>1.6 용량 산정 [선택]</w:t>
       </w:r>
     </w:p>
@@ -2412,6 +2953,9 @@
         <w:t>[선택]</w:t>
       </w:r>
       <w:r>
+        <w:rPr>
+          <w:b w:val="0"/>
+        </w:rPr>
         <w:t xml:space="preserve"> — 이번 범위에서는 작성하지 않는다. 산정에 쓰는 계산식과 조정 순서는 운영자 가이드의 동시성과 용량 절에 정리돼 있다.</w:t>
       </w:r>
     </w:p>
@@ -2420,6 +2964,9 @@
         <w:pStyle w:val="Heading4"/>
       </w:pPr>
       <w:r>
+        <w:rPr>
+          <w:b w:val="0"/>
+        </w:rPr>
         <w:t>1.6.1 개요</w:t>
       </w:r>
     </w:p>
@@ -2428,6 +2975,9 @@
         <w:pStyle w:val="Heading4"/>
       </w:pPr>
       <w:r>
+        <w:rPr>
+          <w:b w:val="0"/>
+        </w:rPr>
         <w:t>1.6.2 Coordinator</w:t>
       </w:r>
     </w:p>
@@ -2436,6 +2986,9 @@
         <w:pStyle w:val="Heading4"/>
       </w:pPr>
       <w:r>
+        <w:rPr>
+          <w:b w:val="0"/>
+        </w:rPr>
         <w:t>1.6.3 Executor</w:t>
       </w:r>
     </w:p>
@@ -2444,6 +2997,9 @@
         <w:pStyle w:val="Heading3"/>
       </w:pPr>
       <w:r>
+        <w:rPr>
+          <w:b w:val="0"/>
+        </w:rPr>
         <w:t>1.7 구성요소간 프로토콜 [선택]</w:t>
       </w:r>
     </w:p>
@@ -2458,6 +3014,9 @@
         <w:t>[선택]</w:t>
       </w:r>
       <w:r>
+        <w:rPr>
+          <w:b w:val="0"/>
+        </w:rPr>
         <w:t xml:space="preserve"> — 이번 범위에서는 작성하지 않는다.</w:t>
       </w:r>
     </w:p>
@@ -2466,6 +3025,9 @@
         <w:pStyle w:val="Heading3"/>
       </w:pPr>
       <w:r>
+        <w:rPr>
+          <w:b w:val="0"/>
+        </w:rPr>
         <w:t>1.8 구성요소간 처리 흐름 [선택]</w:t>
       </w:r>
     </w:p>
@@ -2480,6 +3042,9 @@
         <w:t>[선택]</w:t>
       </w:r>
       <w:r>
+        <w:rPr>
+          <w:b w:val="0"/>
+        </w:rPr>
         <w:t xml:space="preserve"> — 이번 범위에서는 작성하지 않는다. 요청 하나가 도는 순서는 같은 디렉터리의 시퀀스 다이어그램 문서에 있다.</w:t>
       </w:r>
     </w:p>
@@ -2488,6 +3053,9 @@
         <w:pStyle w:val="Heading2"/>
       </w:pPr>
       <w:r>
+        <w:rPr>
+          <w:b w:val="0"/>
+        </w:rPr>
         <w:t>2. 운영 아키텍처</w:t>
       </w:r>
     </w:p>
@@ -2496,6 +3064,9 @@
         <w:pStyle w:val="Heading3"/>
       </w:pPr>
       <w:r>
+        <w:rPr>
+          <w:b w:val="0"/>
+        </w:rPr>
         <w:t>2.1 백업/복구 방안</w:t>
       </w:r>
     </w:p>
@@ -2504,11 +3075,17 @@
         <w:pStyle w:val="Heading4"/>
       </w:pPr>
       <w:r>
+        <w:rPr>
+          <w:b w:val="0"/>
+        </w:rPr>
         <w:t>2.1.1 백업 구성도</w:t>
       </w:r>
     </w:p>
     <w:p>
       <w:r>
+        <w:rPr>
+          <w:b w:val="0"/>
+        </w:rPr>
         <w:t>무엇을 어디로 백업하고 무엇을 백업하지 않는지를 한 장으로 정리하면 이렇다.</w:t>
       </w:r>
     </w:p>
@@ -2519,7 +3096,7 @@
       <w:r>
         <w:drawing>
           <wp:inline xmlns:a="http://schemas.openxmlformats.org/drawingml/2006/main" xmlns:pic="http://schemas.openxmlformats.org/drawingml/2006/picture">
-            <wp:extent cx="5669280" cy="3322724"/>
+            <wp:extent cx="5669280" cy="3435358"/>
             <wp:docPr id="1" name="Picture 1"/>
             <wp:cNvGraphicFramePr>
               <a:graphicFrameLocks noChangeAspect="1"/>
@@ -2540,7 +3117,7 @@
                   <pic:spPr>
                     <a:xfrm>
                       <a:off x="0" y="0"/>
-                      <a:ext cx="5669280" cy="3322724"/>
+                      <a:ext cx="5669280" cy="3435358"/>
                     </a:xfrm>
                     <a:prstGeom prst="rect"/>
                   </pic:spPr>
@@ -2565,11 +3142,17 @@
         <w:pStyle w:val="Heading4"/>
       </w:pPr>
       <w:r>
+        <w:rPr>
+          <w:b w:val="0"/>
+        </w:rPr>
         <w:t>2.1.2 구성요소</w:t>
       </w:r>
     </w:p>
     <w:p>
       <w:r>
+        <w:rPr>
+          <w:b w:val="0"/>
+        </w:rPr>
         <w:t xml:space="preserve">백업 대상은 성격이 다른 셋으로 나뉜다. 첫째는 </w:t>
       </w:r>
       <w:r>
@@ -2579,6 +3162,9 @@
         <w:t>운영자가 만든 자산</w:t>
       </w:r>
       <w:r>
+        <w:rPr>
+          <w:b w:val="0"/>
+        </w:rPr>
         <w:t xml:space="preserve">이다. 설정과 인증서, 쿼리 템플릿, 사이트 커스텀 함수가 여기에 속하며 설치 스크립트가 덮지 않고 최초 한 번만 넣어 두는 것들 이라 잃으면 손으로 다시 만들어야 한다. 둘째는 </w:t>
       </w:r>
       <w:r>
@@ -2588,6 +3174,9 @@
         <w:t>메타 저장소</w:t>
       </w:r>
       <w:r>
+        <w:rPr>
+          <w:b w:val="0"/>
+        </w:rPr>
         <w:t xml:space="preserve">로, job 상태와 실행 이력이 담긴 PostgreSQL 이다. 셋째는 </w:t>
       </w:r>
       <w:r>
@@ -2597,11 +3186,17 @@
         <w:t>로그</w:t>
       </w:r>
       <w:r>
+        <w:rPr>
+          <w:b w:val="0"/>
+        </w:rPr>
         <w:t>이며, 사고를 추적할 때만 필요하고 날짜별로 갈려 보존 기간이 지나면 지워진다.</w:t>
       </w:r>
     </w:p>
     <w:p>
       <w:r>
+        <w:rPr>
+          <w:b w:val="0"/>
+        </w:rPr>
         <w:t xml:space="preserve">반대로 백업하지 않아도 되는 것이 있다. 애플리케이션 코드와 가상환경은 설치 스크립트로 다시 만들 수 있고, 스테이징 CSV 와 S3 객체는 실행 중에만 존재하는 중간 산출물이다. 무엇보다 </w:t>
       </w:r>
       <w:r>
@@ -2611,6 +3206,9 @@
         <w:t>옮긴 데이터는 적재 대상에 있으므로 이 시스템의 백업 범위가 아니다.</w:t>
       </w:r>
       <w:r>
+        <w:rPr>
+          <w:b w:val="0"/>
+        </w:rPr>
         <w:t xml:space="preserve"> 대상 Greenplum 의 백업 정책은 그쪽 운영 기준을 따른다.</w:t>
       </w:r>
     </w:p>
@@ -2619,6 +3217,9 @@
         <w:pStyle w:val="Heading4"/>
       </w:pPr>
       <w:r>
+        <w:rPr>
+          <w:b w:val="0"/>
+        </w:rPr>
         <w:t>2.1.3 백업 대상</w:t>
       </w:r>
     </w:p>
@@ -2724,6 +3325,9 @@
           </w:tcPr>
           <w:p>
             <w:r>
+              <w:rPr>
+                <w:b w:val="0"/>
+              </w:rPr>
               <w:t>설정과 인증서</w:t>
             </w:r>
           </w:p>
@@ -2736,6 +3340,7 @@
             <w:r>
               <w:rPr>
                 <w:rFonts w:ascii="Consolas" w:hAnsi="Consolas" w:eastAsia="맑은 고딕"/>
+                <w:b w:val="0"/>
               </w:rPr>
               <w:t>/data1/distributed-query-executor/config/</w:t>
             </w:r>
@@ -2747,6 +3352,9 @@
           </w:tcPr>
           <w:p>
             <w:r>
+              <w:rPr>
+                <w:b w:val="0"/>
+              </w:rPr>
               <w:t>변경 시</w:t>
             </w:r>
           </w:p>
@@ -2757,6 +3365,9 @@
           </w:tcPr>
           <w:p>
             <w:r>
+              <w:rPr>
+                <w:b w:val="0"/>
+              </w:rPr>
               <w:t>파일 복사</w:t>
             </w:r>
           </w:p>
@@ -2767,6 +3378,9 @@
           </w:tcPr>
           <w:p>
             <w:r>
+              <w:rPr>
+                <w:b w:val="0"/>
+              </w:rPr>
               <w:t>3세대 이상</w:t>
             </w:r>
           </w:p>
@@ -2777,6 +3391,9 @@
           </w:tcPr>
           <w:p>
             <w:r>
+              <w:rPr>
+                <w:b w:val="0"/>
+              </w:rPr>
               <w:t>접속 정보와 TLS 인증서를 다시 채워야 한다</w:t>
             </w:r>
           </w:p>
@@ -2789,6 +3406,9 @@
           </w:tcPr>
           <w:p>
             <w:r>
+              <w:rPr>
+                <w:b w:val="0"/>
+              </w:rPr>
               <w:t>쿼리 템플릿</w:t>
             </w:r>
           </w:p>
@@ -2801,6 +3421,7 @@
             <w:r>
               <w:rPr>
                 <w:rFonts w:ascii="Consolas" w:hAnsi="Consolas" w:eastAsia="맑은 고딕"/>
+                <w:b w:val="0"/>
               </w:rPr>
               <w:t>/data1/distributed-query-executor/templates/</w:t>
             </w:r>
@@ -2812,6 +3433,9 @@
           </w:tcPr>
           <w:p>
             <w:r>
+              <w:rPr>
+                <w:b w:val="0"/>
+              </w:rPr>
               <w:t>변경 시</w:t>
             </w:r>
           </w:p>
@@ -2822,6 +3446,9 @@
           </w:tcPr>
           <w:p>
             <w:r>
+              <w:rPr>
+                <w:b w:val="0"/>
+              </w:rPr>
               <w:t>파일 복사</w:t>
             </w:r>
           </w:p>
@@ -2832,6 +3459,9 @@
           </w:tcPr>
           <w:p>
             <w:r>
+              <w:rPr>
+                <w:b w:val="0"/>
+              </w:rPr>
               <w:t>3세대 이상</w:t>
             </w:r>
           </w:p>
@@ -2842,6 +3472,9 @@
           </w:tcPr>
           <w:p>
             <w:r>
+              <w:rPr>
+                <w:b w:val="0"/>
+              </w:rPr>
               <w:t>등록된 템플릿을 쓰는 요청이 모두 실패한다</w:t>
             </w:r>
           </w:p>
@@ -2854,6 +3487,9 @@
           </w:tcPr>
           <w:p>
             <w:r>
+              <w:rPr>
+                <w:b w:val="0"/>
+              </w:rPr>
               <w:t>사이트 커스텀 함수</w:t>
             </w:r>
           </w:p>
@@ -2866,6 +3502,7 @@
             <w:r>
               <w:rPr>
                 <w:rFonts w:ascii="Consolas" w:hAnsi="Consolas" w:eastAsia="맑은 고딕"/>
+                <w:b w:val="0"/>
               </w:rPr>
               <w:t>/data1/distributed-query-executor/customs/</w:t>
             </w:r>
@@ -2877,6 +3514,9 @@
           </w:tcPr>
           <w:p>
             <w:r>
+              <w:rPr>
+                <w:b w:val="0"/>
+              </w:rPr>
               <w:t>변경 시</w:t>
             </w:r>
           </w:p>
@@ -2887,6 +3527,9 @@
           </w:tcPr>
           <w:p>
             <w:r>
+              <w:rPr>
+                <w:b w:val="0"/>
+              </w:rPr>
               <w:t>파일 복사</w:t>
             </w:r>
           </w:p>
@@ -2897,6 +3540,9 @@
           </w:tcPr>
           <w:p>
             <w:r>
+              <w:rPr>
+                <w:b w:val="0"/>
+              </w:rPr>
               <w:t>3세대 이상</w:t>
             </w:r>
           </w:p>
@@ -2907,6 +3553,9 @@
           </w:tcPr>
           <w:p>
             <w:r>
+              <w:rPr>
+                <w:b w:val="0"/>
+              </w:rPr>
               <w:t>커스텀 소스와 템플릿 함수가 동작하지 않는다</w:t>
             </w:r>
           </w:p>
@@ -2919,6 +3568,9 @@
           </w:tcPr>
           <w:p>
             <w:r>
+              <w:rPr>
+                <w:b w:val="0"/>
+              </w:rPr>
               <w:t>메타 저장소</w:t>
             </w:r>
           </w:p>
@@ -2929,6 +3581,9 @@
           </w:tcPr>
           <w:p>
             <w:r>
+              <w:rPr>
+                <w:b w:val="0"/>
+              </w:rPr>
               <w:t>PostgreSQL 데이터베이스</w:t>
             </w:r>
           </w:p>
@@ -2939,6 +3594,9 @@
           </w:tcPr>
           <w:p>
             <w:r>
+              <w:rPr>
+                <w:b w:val="0"/>
+              </w:rPr>
               <w:t>일 1회</w:t>
             </w:r>
           </w:p>
@@ -2951,6 +3609,7 @@
             <w:r>
               <w:rPr>
                 <w:rFonts w:ascii="Consolas" w:hAnsi="Consolas" w:eastAsia="맑은 고딕"/>
+                <w:b w:val="0"/>
               </w:rPr>
               <w:t>pg_dump</w:t>
             </w:r>
@@ -2962,6 +3621,9 @@
           </w:tcPr>
           <w:p>
             <w:r>
+              <w:rPr>
+                <w:b w:val="0"/>
+              </w:rPr>
               <w:t>기관 기준</w:t>
             </w:r>
           </w:p>
@@ -2972,6 +3634,9 @@
           </w:tcPr>
           <w:p>
             <w:r>
+              <w:rPr>
+                <w:b w:val="0"/>
+              </w:rPr>
               <w:t>진행 중 job 과 실행 이력을 잃는다</w:t>
             </w:r>
           </w:p>
@@ -2984,6 +3649,9 @@
           </w:tcPr>
           <w:p>
             <w:r>
+              <w:rPr>
+                <w:b w:val="0"/>
+              </w:rPr>
               <w:t>애플리케이션 로그</w:t>
             </w:r>
           </w:p>
@@ -2996,6 +3664,7 @@
             <w:r>
               <w:rPr>
                 <w:rFonts w:ascii="Consolas" w:hAnsi="Consolas" w:eastAsia="맑은 고딕"/>
+                <w:b w:val="0"/>
               </w:rPr>
               <w:t>/data1/distributed-query-executor/logs/</w:t>
             </w:r>
@@ -3007,6 +3676,9 @@
           </w:tcPr>
           <w:p>
             <w:r>
+              <w:rPr>
+                <w:b w:val="0"/>
+              </w:rPr>
               <w:t>필요 시</w:t>
             </w:r>
           </w:p>
@@ -3017,6 +3689,9 @@
           </w:tcPr>
           <w:p>
             <w:r>
+              <w:rPr>
+                <w:b w:val="0"/>
+              </w:rPr>
               <w:t>파일 복사</w:t>
             </w:r>
           </w:p>
@@ -3027,15 +3702,22 @@
           </w:tcPr>
           <w:p>
             <w:r>
+              <w:rPr>
+                <w:b w:val="0"/>
+              </w:rPr>
               <w:t>30일(</w:t>
             </w:r>
             <w:r>
               <w:rPr>
                 <w:rFonts w:ascii="Consolas" w:hAnsi="Consolas" w:eastAsia="맑은 고딕"/>
+                <w:b w:val="0"/>
               </w:rPr>
               <w:t>log.backup_count</w:t>
             </w:r>
             <w:r>
+              <w:rPr>
+                <w:b w:val="0"/>
+              </w:rPr>
               <w:t>)</w:t>
             </w:r>
           </w:p>
@@ -3046,6 +3728,9 @@
           </w:tcPr>
           <w:p>
             <w:r>
+              <w:rPr>
+                <w:b w:val="0"/>
+              </w:rPr>
               <w:t>지난 사고를 추적할 수 없다</w:t>
             </w:r>
           </w:p>
@@ -3058,6 +3743,9 @@
           </w:tcPr>
           <w:p>
             <w:r>
+              <w:rPr>
+                <w:b w:val="0"/>
+              </w:rPr>
               <w:t>스테이징 CSV · S3 객체</w:t>
             </w:r>
           </w:p>
@@ -3070,15 +3758,20 @@
             <w:r>
               <w:rPr>
                 <w:rFonts w:ascii="Consolas" w:hAnsi="Consolas" w:eastAsia="맑은 고딕"/>
+                <w:b w:val="0"/>
               </w:rPr>
               <w:t>stage.local_dir</w:t>
             </w:r>
             <w:r>
+              <w:rPr>
+                <w:b w:val="0"/>
+              </w:rPr>
               <w:t xml:space="preserve"> · </w:t>
             </w:r>
             <w:r>
               <w:rPr>
                 <w:rFonts w:ascii="Consolas" w:hAnsi="Consolas" w:eastAsia="맑은 고딕"/>
+                <w:b w:val="0"/>
               </w:rPr>
               <w:t>s3.prefix</w:t>
             </w:r>
@@ -3090,6 +3783,9 @@
           </w:tcPr>
           <w:p>
             <w:r>
+              <w:rPr>
+                <w:b w:val="0"/>
+              </w:rPr>
               <w:t>—</w:t>
             </w:r>
           </w:p>
@@ -3100,6 +3796,9 @@
           </w:tcPr>
           <w:p>
             <w:r>
+              <w:rPr>
+                <w:b w:val="0"/>
+              </w:rPr>
               <w:t>백업하지 않음</w:t>
             </w:r>
           </w:p>
@@ -3110,6 +3809,9 @@
           </w:tcPr>
           <w:p>
             <w:r>
+              <w:rPr>
+                <w:b w:val="0"/>
+              </w:rPr>
               <w:t>—</w:t>
             </w:r>
           </w:p>
@@ -3120,6 +3822,9 @@
           </w:tcPr>
           <w:p>
             <w:r>
+              <w:rPr>
+                <w:b w:val="0"/>
+              </w:rPr>
               <w:t>실행 중에만 쓰는 중간 산출물이라 영향이 없다</w:t>
             </w:r>
           </w:p>
@@ -3132,6 +3837,9 @@
           </w:tcPr>
           <w:p>
             <w:r>
+              <w:rPr>
+                <w:b w:val="0"/>
+              </w:rPr>
               <w:t>애플리케이션 코드 · 가상환경</w:t>
             </w:r>
           </w:p>
@@ -3142,11 +3850,15 @@
           </w:tcPr>
           <w:p>
             <w:r>
+              <w:rPr>
+                <w:b w:val="0"/>
+              </w:rPr>
               <w:t xml:space="preserve">배포 트리 · </w:t>
             </w:r>
             <w:r>
               <w:rPr>
                 <w:rFonts w:ascii="Consolas" w:hAnsi="Consolas" w:eastAsia="맑은 고딕"/>
+                <w:b w:val="0"/>
               </w:rPr>
               <w:t>.venv</w:t>
             </w:r>
@@ -3158,6 +3870,9 @@
           </w:tcPr>
           <w:p>
             <w:r>
+              <w:rPr>
+                <w:b w:val="0"/>
+              </w:rPr>
               <w:t>—</w:t>
             </w:r>
           </w:p>
@@ -3168,6 +3883,9 @@
           </w:tcPr>
           <w:p>
             <w:r>
+              <w:rPr>
+                <w:b w:val="0"/>
+              </w:rPr>
               <w:t>백업하지 않음</w:t>
             </w:r>
           </w:p>
@@ -3178,6 +3896,9 @@
           </w:tcPr>
           <w:p>
             <w:r>
+              <w:rPr>
+                <w:b w:val="0"/>
+              </w:rPr>
               <w:t>—</w:t>
             </w:r>
           </w:p>
@@ -3190,10 +3911,14 @@
             <w:r>
               <w:rPr>
                 <w:rFonts w:ascii="Consolas" w:hAnsi="Consolas" w:eastAsia="맑은 고딕"/>
+                <w:b w:val="0"/>
               </w:rPr>
               <w:t>install.sh</w:t>
             </w:r>
             <w:r>
+              <w:rPr>
+                <w:b w:val="0"/>
+              </w:rPr>
               <w:t xml:space="preserve"> 로 다시 만든다</w:t>
             </w:r>
           </w:p>
@@ -3203,6 +3928,9 @@
     <w:p/>
     <w:p>
       <w:r>
+        <w:rPr>
+          <w:b w:val="0"/>
+        </w:rPr>
         <w:t>설정과 템플릿, 커스텀 함수는 세 디렉터리를 함께 묶어 두는 편이 편하다. 새 버전을 설치해도 이 셋은 덮이지 않으므로, 업그레이드 직전에 한 번 더 받아 두면 되돌릴 자리가 생긴다.</w:t>
       </w:r>
     </w:p>
@@ -3236,11 +3964,17 @@
         <w:pStyle w:val="Heading4"/>
       </w:pPr>
       <w:r>
+        <w:rPr>
+          <w:b w:val="0"/>
+        </w:rPr>
         <w:t>2.1.4 DB 데이터 백업/복구 방안</w:t>
       </w:r>
     </w:p>
     <w:p>
       <w:r>
+        <w:rPr>
+          <w:b w:val="0"/>
+        </w:rPr>
         <w:t>메타 저장소는 PostgreSQL 이므로 논리 백업으로 충분하다. 볼륨이 작고 복구 시점을 초 단위로 맞출 이유가 없기 때문이다. 하루 한 번 데이터베이스 전체를 받아 두고, 오래된 이력은 보존 기간을 정해 지운다. 앱은 오래된 행을 지우지 않으므로 이 정리는 운영 쪽에서 걸어 둔다.</w:t>
       </w:r>
     </w:p>
@@ -3271,6 +4005,9 @@
     <w:p/>
     <w:p>
       <w:r>
+        <w:rPr>
+          <w:b w:val="0"/>
+        </w:rPr>
         <w:t>복구는 세 걸음이다. 먼저 서비스를 멈춘다. 복구 중에 coordinator 가 살아 있으면 옛 상태 위에 새 상태가 겹쳐 쓰이기 때문이다. 그다음 데이터베이스를 되돌리고, 마지막으로 서비스를 다시 띄운다.</w:t>
       </w:r>
     </w:p>
@@ -3313,6 +4050,9 @@
     <w:p/>
     <w:p>
       <w:r>
+        <w:rPr>
+          <w:b w:val="0"/>
+        </w:rPr>
         <w:t>빈 데이터베이스에서 새로 시작하는 경우라면 백업을 되돌리는 대신 스키마만 적용하면 된다. 앱도 기동할 때 테이블을 만들지만, 부분 유일 인덱스처럼 무결성에 관계된 것까지 갖추려면 배포된 DDL 을 쓰는 편이 안전하다.</w:t>
       </w:r>
     </w:p>
@@ -3331,6 +4071,9 @@
     <w:p/>
     <w:p>
       <w:r>
+        <w:rPr>
+          <w:b w:val="0"/>
+        </w:rPr>
         <w:t>복구 뒤에는 상태가 어긋나 있을 수 있다는 점을 감안한다. 백업 시점에 RUNNING 이었던 job 은 그 사이에 이미 끝났거나 중단됐을 수 있으므로, 복구 직후에는 진행 중으로 남은 job 을 확인하고 필요하면 실패분만 다시 돌린다.</w:t>
       </w:r>
     </w:p>
@@ -3339,6 +4082,9 @@
         <w:pStyle w:val="Heading3"/>
       </w:pPr>
       <w:r>
+        <w:rPr>
+          <w:b w:val="0"/>
+        </w:rPr>
         <w:t>2.2 보안 방안</w:t>
       </w:r>
     </w:p>
@@ -3350,15 +4096,22 @@
         <w:t>구간별 전송 보안은 소스 쪽에 걸린다.</w:t>
       </w:r>
       <w:r>
+        <w:rPr>
+          <w:b w:val="0"/>
+        </w:rPr>
         <w:t xml:space="preserve"> executor 와 Impala 사이는 TLS 를 켜고 CA 인증서로 서버를 검증하며 LDAP 으로 인증한다. 반면 Greenplum 은 인증이나 TLS 없이 일반 DSN 으로 붙으므로, 이 구간은 망 분리와 방화벽으로 보호한다는 전제가 깔린다. 사용자와 coordinator 사이, coordinator 와 executor 사이는 평문 HTTP 이며 같은 망 안의 통신으로 본다. 외부에 열어야 하는 것은 coordinator 의 </w:t>
       </w:r>
       <w:r>
         <w:rPr>
           <w:rFonts w:ascii="Consolas" w:hAnsi="Consolas" w:eastAsia="맑은 고딕"/>
+          <w:b w:val="0"/>
         </w:rPr>
         <w:t>8088</w:t>
       </w:r>
       <w:r>
+        <w:rPr>
+          <w:b w:val="0"/>
+        </w:rPr>
         <w:t xml:space="preserve"> 하나이므로 방화벽은 그것만 연다.</w:t>
       </w:r>
     </w:p>
@@ -3370,24 +4123,35 @@
         <w:t>비밀은 설정 파일에 두고 노출 경로를 막는다.</w:t>
       </w:r>
       <w:r>
+        <w:rPr>
+          <w:b w:val="0"/>
+        </w:rPr>
         <w:t xml:space="preserve"> 접속 정보는 </w:t>
       </w:r>
       <w:r>
         <w:rPr>
           <w:rFonts w:ascii="Consolas" w:hAnsi="Consolas" w:eastAsia="맑은 고딕"/>
+          <w:b w:val="0"/>
         </w:rPr>
         <w:t>config.properties</w:t>
       </w:r>
       <w:r>
+        <w:rPr>
+          <w:b w:val="0"/>
+        </w:rPr>
         <w:t xml:space="preserve"> 한 곳에 있고 서비스 계정만 읽도록 소유권과 권한을 좁힌다. 운영자 CLI 는 비밀번호를 명령행 인자로 받지 않는데, </w:t>
       </w:r>
       <w:r>
         <w:rPr>
           <w:rFonts w:ascii="Consolas" w:hAnsi="Consolas" w:eastAsia="맑은 고딕"/>
+          <w:b w:val="0"/>
         </w:rPr>
         <w:t>ps</w:t>
       </w:r>
       <w:r>
+        <w:rPr>
+          <w:b w:val="0"/>
+        </w:rPr>
         <w:t xml:space="preserve"> 로 같은 서버의 다른 사용자에게 그대로 보이기 때문이다. 설정 파일과 환경변수, 대화형 입력 순으로만 받는다. 대시보드의 환경설정 화면과 로그는 DSN 의 비밀번호와 비밀 항목을 마스킹해 내보낸다.</w:t>
       </w:r>
     </w:p>
@@ -3399,15 +4163,22 @@
         <w:t>노출면은 읽기 전용으로 묶는다.</w:t>
       </w:r>
       <w:r>
+        <w:rPr>
+          <w:b w:val="0"/>
+        </w:rPr>
         <w:t xml:space="preserve"> 대시보드와 터미널 모니터는 조회만 하고 설정을 바꾸지 않으며, coordinator 가 executor 화면을 대신 가져다줄 때는 임의 URL 을 프록시하지 않고 설정 목록의 인덱스로만 지정받는다. 임의 주소를 넣어 내부망을 훑는 요청을 막기 위해서다. 대시보드가 필요 없으면 </w:t>
       </w:r>
       <w:r>
         <w:rPr>
           <w:rFonts w:ascii="Consolas" w:hAnsi="Consolas" w:eastAsia="맑은 고딕"/>
+          <w:b w:val="0"/>
         </w:rPr>
         <w:t>dashboard.enabled=false</w:t>
       </w:r>
       <w:r>
+        <w:rPr>
+          <w:b w:val="0"/>
+        </w:rPr>
         <w:t xml:space="preserve"> 로 끈다.</w:t>
       </w:r>
     </w:p>
@@ -3419,6 +4190,9 @@
         <w:t>감사는 실행 SQL 로 한다.</w:t>
       </w:r>
       <w:r>
+        <w:rPr>
+          <w:b w:val="0"/>
+        </w:rPr>
         <w:t xml:space="preserve"> 어떤 데이터소스에 어떤 문장을 던졌는지가 로그 레벨과 무관하게 항상 남고, 모든 줄에 job_id 와 task_id 가 붙는다. 사고가 났을 때 식별자 하나로 coordinator 와 executor 의 기록을 이어 볼 수 있다. HTTP 본문까지 남기는 상세 로깅은 DEBUG 에서만 켜지며, 본문과 헤더는 마스킹을 거친다.</w:t>
       </w:r>
     </w:p>
@@ -3430,29 +4204,43 @@
         <w:t>에어갭을 전제로 한다.</w:t>
       </w:r>
       <w:r>
+        <w:rPr>
+          <w:b w:val="0"/>
+        </w:rPr>
         <w:t xml:space="preserve"> Swagger UI 와 대시보드 폰트를 포함한 웹 에셋을 모두 트리 안에 넣어 두어 런타임에 외부로 나가지 않고, 설치도 미리 받아 둔 휠 묶음으로 한다.</w:t>
       </w:r>
     </w:p>
     <w:p>
       <w:r>
+        <w:rPr>
+          <w:b w:val="0"/>
+        </w:rPr>
         <w:t xml:space="preserve">계정과 권한은 최소로 잡는다. 서비스는 </w:t>
       </w:r>
       <w:r>
         <w:rPr>
           <w:rFonts w:ascii="Consolas" w:hAnsi="Consolas" w:eastAsia="맑은 고딕"/>
+          <w:b w:val="0"/>
         </w:rPr>
         <w:t>gpadmin</w:t>
       </w:r>
       <w:r>
+        <w:rPr>
+          <w:b w:val="0"/>
+        </w:rPr>
         <w:t xml:space="preserve"> 으로 돌고, 소스와 대상 계정은 이관에 필요한 스키마와 테이블 권한만 받는다. </w:t>
       </w:r>
       <w:r>
         <w:rPr>
           <w:rFonts w:ascii="Consolas" w:hAnsi="Consolas" w:eastAsia="맑은 고딕"/>
+          <w:b w:val="0"/>
         </w:rPr>
         <w:t>s3_stage</w:t>
       </w:r>
       <w:r>
+        <w:rPr>
+          <w:b w:val="0"/>
+        </w:rPr>
         <w:t xml:space="preserve"> 를 쓴다면 버킷 접근 권한도 필요한 접두사로 좁히되, 8MB 가 넘는 파일을 올릴 때 필요한 멀티파트 권한을 함께 주지 않으면 큰 파일만 실패하는 증상이 나온다.</w:t>
       </w:r>
     </w:p>
@@ -3461,6 +4249,9 @@
         <w:pStyle w:val="Heading3"/>
       </w:pPr>
       <w:r>
+        <w:rPr>
+          <w:b w:val="0"/>
+        </w:rPr>
         <w:t>2.3 가용성 방안</w:t>
       </w:r>
     </w:p>
@@ -3469,6 +4260,9 @@
         <w:pStyle w:val="Heading4"/>
       </w:pPr>
       <w:r>
+        <w:rPr>
+          <w:b w:val="0"/>
+        </w:rPr>
         <w:t>2.3.1 네트워크 이중화</w:t>
       </w:r>
     </w:p>
@@ -3483,6 +4277,9 @@
         <w:t>해당 없음</w:t>
       </w:r>
       <w:r>
+        <w:rPr>
+          <w:b w:val="0"/>
+        </w:rPr>
         <w:t xml:space="preserve"> — 네트워크 구성이 확정되지 않았고 이중화도 이 시스템이 관여하는 범위가 아니다. 회선과 스위치 이중화는 기관의 인프라 표준을 따른다.</w:t>
       </w:r>
     </w:p>
@@ -3491,11 +4288,17 @@
         <w:pStyle w:val="Heading4"/>
       </w:pPr>
       <w:r>
+        <w:rPr>
+          <w:b w:val="0"/>
+        </w:rPr>
         <w:t>2.3.2 Distributed Query Executor 이중화</w:t>
       </w:r>
     </w:p>
     <w:p>
       <w:r>
+        <w:rPr>
+          <w:b w:val="0"/>
+        </w:rPr>
         <w:t>표준 양식의 Web Server 와 WAS 이중화 자리다. 이 시스템은 두 층에서 서로 다른 방식으로 가용성을 확보한다.</w:t>
       </w:r>
     </w:p>
@@ -3507,24 +4310,35 @@
         <w:t>executor 는 여러 대를 두는 것이 곧 이중화다.</w:t>
       </w:r>
       <w:r>
+        <w:rPr>
+          <w:b w:val="0"/>
+        </w:rPr>
         <w:t xml:space="preserve"> coordinator 가 task 를 디스패치할 때 살아 있고 한가한 노드를 먼저 고르고, 연결에 실패하면 짧게 쉬었다가 몇 번 다시 걸어 본 뒤 다음 후보로 넘긴다 (</w:t>
       </w:r>
       <w:r>
         <w:rPr>
           <w:rFonts w:ascii="Consolas" w:hAnsi="Consolas" w:eastAsia="맑은 고딕"/>
+          <w:b w:val="0"/>
         </w:rPr>
         <w:t>coordinator.task_failover</w:t>
       </w:r>
       <w:r>
+        <w:rPr>
+          <w:b w:val="0"/>
+        </w:rPr>
         <w:t xml:space="preserve">). 한 대가 죽어도 나머지가 일을 나눠 받으므로 job 은 계속되고 용량만 줄어든다. 다만 </w:t>
       </w:r>
       <w:r>
         <w:rPr>
           <w:rFonts w:ascii="Consolas" w:hAnsi="Consolas" w:eastAsia="맑은 고딕"/>
+          <w:b w:val="0"/>
         </w:rPr>
         <w:t>local_stage</w:t>
       </w:r>
       <w:r>
+        <w:rPr>
+          <w:b w:val="0"/>
+        </w:rPr>
         <w:t xml:space="preserve"> 는 executor 와 Greenplum 세그먼트가 짝지어 있어 다른 곳으로 넘어가면 그 짝이 깨지므로, 이 모드에서는 failover 가 도는 것 자체가 배치나 호스트명 설정을 확인하라는 신호다.</w:t>
       </w:r>
     </w:p>
@@ -3536,6 +4350,9 @@
         <w:t>coordinator 는 상태를 공유해야 여러 대를 둘 수 있다.</w:t>
       </w:r>
       <w:r>
+        <w:rPr>
+          <w:b w:val="0"/>
+        </w:rPr>
         <w:t xml:space="preserve"> 기본 구성은 상태를 프로세스 메모리에 두 므로, 그대로 두 대를 로드밸런서 뒤에 세우면 job 을 접수한 인스턴스만 그 상태를 알아 사용자가 자기 job 을 조회하지 못한다. 그래서 Job 저장소와 이력을 공유 PostgreSQL 로 외부화하고, 각 coordinator 는 자기 heartbeat 를 주기적으로 남긴다. heartbeat 가 끊긴 coordinator 가 쥐고 있던 job 은 다른 coordinator 가 거둬 정합한다.</w:t>
       </w:r>
     </w:p>
@@ -3590,29 +4407,43 @@
     <w:p/>
     <w:p>
       <w:r>
+        <w:rPr>
+          <w:b w:val="0"/>
+        </w:rPr>
         <w:t xml:space="preserve">여러 대를 띄울 때 지켜야 하는 순서 관계가 있다. 장애를 판정하는 임계는 heartbeat 주기보다 넉넉히 길어야 잠깐 늦은 것을 죽음으로 오판하지 않는다. </w:t>
       </w:r>
       <w:r>
         <w:rPr>
           <w:rFonts w:ascii="Consolas" w:hAnsi="Consolas" w:eastAsia="맑은 고딕"/>
+          <w:b w:val="0"/>
         </w:rPr>
         <w:t>coordinator_stale_s</w:t>
       </w:r>
       <w:r>
+        <w:rPr>
+          <w:b w:val="0"/>
+        </w:rPr>
         <w:t xml:space="preserve"> 를 </w:t>
       </w:r>
       <w:r>
         <w:rPr>
           <w:rFonts w:ascii="Consolas" w:hAnsi="Consolas" w:eastAsia="맑은 고딕"/>
+          <w:b w:val="0"/>
         </w:rPr>
         <w:t>heartbeat_interval_s</w:t>
       </w:r>
       <w:r>
+        <w:rPr>
+          <w:b w:val="0"/>
+        </w:rPr>
         <w:t xml:space="preserve"> 의 두세 배로 두고, 예약 TTL 은 heartbeat 의 몇 배로 잡는다. 감지를 빠르게 하려면 이 값들을 한 세트로 함께 줄인다.</w:t>
       </w:r>
     </w:p>
     <w:p>
       <w:r>
+        <w:rPr>
+          <w:b w:val="0"/>
+        </w:rPr>
         <w:t>한 가지 더 기억할 것은 admission 한도가 인스턴스마다 따로 적용된다는 점이다. coordinator 를 두 대로 늘리면 전체 admission 용량도 두 배가 되므로, 다운스트림이 감당할 수 있는 총량에 맞춰 값을 나눠 잡는다.</w:t>
       </w:r>
     </w:p>
@@ -3621,6 +4452,9 @@
         <w:pStyle w:val="Heading4"/>
       </w:pPr>
       <w:r>
+        <w:rPr>
+          <w:b w:val="0"/>
+        </w:rPr>
         <w:t>2.3.3 DB 이중화</w:t>
       </w:r>
     </w:p>
@@ -3635,6 +4469,9 @@
         <w:t>해당 없음</w:t>
       </w:r>
       <w:r>
+        <w:rPr>
+          <w:b w:val="0"/>
+        </w:rPr>
         <w:t xml:space="preserve"> — 메타 저장소의 이중화는 이 시스템이 관여하는 범위가 아니다. PostgreSQL 의 복제 구성은 기관의 DB 운영 표준을 따르며, 이 시스템은 저장소가 잠시 끊겨도 단일 coordinator 구성으로 계속 동작한다.</w:t>
       </w:r>
     </w:p>
@@ -3643,6 +4480,9 @@
         <w:pStyle w:val="Heading4"/>
       </w:pPr>
       <w:r>
+        <w:rPr>
+          <w:b w:val="0"/>
+        </w:rPr>
         <w:t>2.3.4 디스크 이중화</w:t>
       </w:r>
     </w:p>
@@ -3657,6 +4497,9 @@
         <w:t>해당 없음</w:t>
       </w:r>
       <w:r>
+        <w:rPr>
+          <w:b w:val="0"/>
+        </w:rPr>
         <w:t xml:space="preserve"> — 디스크 이중화는 서버 인프라의 몫이다. 이 시스템이 디스크에 남기는 것은 로그와 스테이징 중간 산출물뿐이며, 둘 다 잃어도 재실행으로 복구된다.</w:t>
       </w:r>
     </w:p>

--- a/artifacts/tech-architecture.docx
+++ b/artifacts/tech-architecture.docx
@@ -18,7 +18,19 @@
         <w:rPr>
           <w:b w:val="0"/>
         </w:rPr>
-        <w:t>이 문서는 분산 쿼리 실행기를 어떤 인프라 위에 어떻게 올리고 운영하는지를 정리한 기술 아키텍처 정의서다. 표준 양식의 목차를 따르되 이 시스템에 없는 항목은 빼고 실제 구성요소로 바꿨다. Web Server 와 WAS 가 따로 없고 우리가 만든 Distributed Query Executor 가 그 자리를 대신하므로 해당 목차를 그것으로 교체했고, DBMS 는 메타 저장소로 쓰는 PostgreSQL 을 기준으로 적었다.</w:t>
+        <w:t xml:space="preserve">이 문서는 이 시스템을 </w:t>
+      </w:r>
+      <w:r>
+        <w:rPr>
+          <w:b/>
+        </w:rPr>
+        <w:t>어떤 장비 위에 어떻게 올리고 어떻게 운영하는지</w:t>
+      </w:r>
+      <w:r>
+        <w:rPr>
+          <w:b w:val="0"/>
+        </w:rPr>
+        <w:t>를 정리한 것이다. 소프트웨어의 속을 다루는 것이 아니라, 그 소프트웨어가 놓일 자리와 그것을 돌보는 방법을 다룬다.</w:t>
       </w:r>
     </w:p>
     <w:p>
@@ -26,7 +38,27 @@
         <w:rPr>
           <w:b w:val="0"/>
         </w:rPr>
-        <w:t>아직 정하지 않았거나 이 시스템에 해당하지 않는 절은 비워 두되, 왜 비었는지는 한 줄로 남긴다. 누락과 구분해야 리뷰가 가능하기 때문이다. 표기는 셋이다.</w:t>
+        <w:t>표준 양식을 따르되 이 시스템에 없는 항목은 빼고 실제 구성 요소로 바꿨다. 보통의 웹 시스템에는 화면을 그려 주는 서버와 업무 로직을 도는 서버가 따로 있는데 이 시스템에는 그런 것이 없다. 그 자리를 우리가 만든 Distributed Query Executor 가 대신하므로 목차를 그것으로 교체했다. 데이터베이스 항목은 기록을 담는 PostgreSQL 을 기준으로 적었다.</w:t>
+      </w:r>
+    </w:p>
+    <w:p>
+      <w:r>
+        <w:rPr>
+          <w:b w:val="0"/>
+        </w:rPr>
+        <w:t xml:space="preserve">아직 정하지 않았거나 이 시스템에 해당하지 않는 절은 </w:t>
+      </w:r>
+      <w:r>
+        <w:rPr>
+          <w:b/>
+        </w:rPr>
+        <w:t>비워 두되 왜 비었는지를 한 줄로 남겼다.</w:t>
+      </w:r>
+      <w:r>
+        <w:rPr>
+          <w:b w:val="0"/>
+        </w:rPr>
+        <w:t xml:space="preserve"> 그래야 "빠뜨린 것"과 "일부러 비운 것"을 구분할 수 있기 때문이다. 표기는 셋이다.</w:t>
       </w:r>
     </w:p>
     <w:p>
@@ -409,7 +441,21 @@
         <w:rPr>
           <w:b w:val="0"/>
         </w:rPr>
-        <w:t>사양을 잡을 때 기억할 것이 하나 있다. 데이터는 coordinator 를 지나지 않고 executor 가 소스에서 읽어 대상으로 곧장 보내므로, 자원이 필요한 쪽은 언제나 executor 다. coordinator 는 상태와 행 수만 다루므로 요구가 가볍다.</w:t>
+        <w:t xml:space="preserve">사양을 잡을 때 기억할 것이 하나 있다. </w:t>
+      </w:r>
+      <w:r>
+        <w:rPr>
+          <w:b/>
+        </w:rPr>
+        <w:t>자원이 필요한 쪽은 언제나 executor 다.</w:t>
+      </w:r>
+    </w:p>
+    <w:p>
+      <w:r>
+        <w:rPr>
+          <w:b w:val="0"/>
+        </w:rPr>
+        <w:t>데이터는 coordinator 를 지나지 않는다. executor 가 원본에서 읽어 목적지로 곧장 보내기 때문이다. coordinator 가 다루는 것은 "몇 번 작업이 지금 어느 상태이고 몇 건 넣었다" 정도의 정보뿐이라 요구가 가볍다. CPU 와 메모리, 네트워크를 넉넉히 잡아야 하는 쪽은 executor 다.</w:t>
       </w:r>
     </w:p>
     <w:p>
@@ -428,7 +474,21 @@
         <w:rPr>
           <w:b w:val="0"/>
         </w:rPr>
-        <w:t>운영체제와 런타임은 RHEL 9.2 기본 파이썬을 그대로 쓴다. 별도 파이썬을 올리지 않는 것은 에어갭 환경에서 관리 대상을 늘리지 않기 위해서다.</w:t>
+        <w:t xml:space="preserve">운영체제는 RHEL 9.2 이고, 파이썬은 </w:t>
+      </w:r>
+      <w:r>
+        <w:rPr>
+          <w:b/>
+        </w:rPr>
+        <w:t>운영체제가 기본으로 주는 것을 그대로 쓴다.</w:t>
+      </w:r>
+    </w:p>
+    <w:p>
+      <w:r>
+        <w:rPr>
+          <w:b w:val="0"/>
+        </w:rPr>
+        <w:t>따로 파이썬을 올리지 않는 데는 이유가 있다. 이 시스템은 외부 인터넷이 막힌 환경에 설치되므로 무언가를 하나 더 설치하면 그만큼 손으로 관리할 것이 늘어난다. 기본으로 있는 것을 쓰면 그 부담이 없다.</w:t>
       </w:r>
     </w:p>
     <w:tbl>
@@ -1290,7 +1350,7 @@
         <w:rPr>
           <w:b w:val="0"/>
         </w:rPr>
-        <w:t>서비스 관리는 런처 스크립트(</w:t>
+        <w:t xml:space="preserve">서비스를 켜고 끄는 일은 </w:t>
       </w:r>
       <w:r>
         <w:rPr>
@@ -1303,20 +1363,27 @@
         <w:rPr>
           <w:b w:val="0"/>
         </w:rPr>
-        <w:t xml:space="preserve">)를 기본으로 하고, systemd 로 돌릴 때는 저장소가 함께 배포하는 유닛을 </w:t>
+        <w:t xml:space="preserve"> 같은 스크립트로 하는 것이 기본이다. 운영체제의 서비스 관리 기능(systemd)으로 돌리고 싶으면, 저장소가 함께 배포하는 설정 파일을 등록해 쓴다.</w:t>
+      </w:r>
+    </w:p>
+    <w:p>
+      <w:r>
+        <w:rPr>
+          <w:b w:val="0"/>
+        </w:rPr>
+        <w:t xml:space="preserve">화면에 필요한 파일과 API 설명서는 </w:t>
       </w:r>
       <w:r>
         <w:rPr>
-          <w:rFonts w:ascii="Consolas" w:hAnsi="Consolas" w:eastAsia="맑은 고딕"/>
-          <w:b w:val="0"/>
+          <w:b/>
         </w:rPr>
-        <w:t>systemctl link</w:t>
+        <w:t>모두 설치 디렉터리 안에 넣어 두었다.</w:t>
       </w:r>
       <w:r>
         <w:rPr>
           <w:b w:val="0"/>
         </w:rPr>
-        <w:t xml:space="preserve"> 로 등록한다. 웹 에셋과 API 문서는 모두 트리 안에 넣어 두어 런타임에 외부로 나가지 않는다.</w:t>
+        <w:t xml:space="preserve"> 실행 중에 바깥 인터넷으로 무언가를 받으러 나가지 않는다는 뜻이다.</w:t>
       </w:r>
     </w:p>
     <w:p>
@@ -1685,7 +1752,19 @@
         <w:rPr>
           <w:b w:val="0"/>
         </w:rPr>
-        <w:t>표준 양식의 Web Server 와 WAS Server 자리에는 이 시스템의 실제 구성요소인 Distributed Query Executor 가 온다. 하나의 애플리케이션이지만 역할이 뚜렷이 갈리므로 coordinator 와 executor 를 나눠 적는다.</w:t>
+        <w:t xml:space="preserve">표준 양식에서 웹 서버와 업무 서버가 오는 자리에, 이 시스템에서는 Distributed Query Executor 가 온다. 하나의 프로그램이지만 </w:t>
+      </w:r>
+      <w:r>
+        <w:rPr>
+          <w:b/>
+        </w:rPr>
+        <w:t>실행할 때 역할이 뚜렷이 갈리므로</w:t>
+      </w:r>
+      <w:r>
+        <w:rPr>
+          <w:b w:val="0"/>
+        </w:rPr>
+        <w:t xml:space="preserve"> coordinator 와 executor 를 나눠 적는다.</w:t>
       </w:r>
     </w:p>
     <w:p>
@@ -1704,7 +1783,15 @@
         <w:rPr>
           <w:b w:val="0"/>
         </w:rPr>
-        <w:t xml:space="preserve">작업을 맡기는 쪽은 사람이 아니라 대개 배치 스케줄러나 업무 시스템이다. HTTP 클라이언트로 coordinator 의 </w:t>
+        <w:t>여기서 "사용자"는 대개 사람이 아니다. 정해진 시각에 프로그램을 돌려 주는 스케줄러이거나 다른 업무 시스템이다.</w:t>
+      </w:r>
+    </w:p>
+    <w:p>
+      <w:r>
+        <w:rPr>
+          <w:b w:val="0"/>
+        </w:rPr>
+        <w:t xml:space="preserve">그쪽에서 하는 일은 단순하다. coordinator 의 </w:t>
       </w:r>
       <w:r>
         <w:rPr>
@@ -1717,7 +1804,21 @@
         <w:rPr>
           <w:b w:val="0"/>
         </w:rPr>
-        <w:t xml:space="preserve"> 포트에 job 을 제출하고 상태를 폴링하며, executor 의 존재를 알 필요가 없다. 브라우저로 같은 포트에 접속하면 읽기 전용 대시보드를 볼 수 있고, 터미널만 있는 환경에서는 같은 API 를 읽는 curses 모니터를 쓴다. 운영자는 여기에 더해 </w:t>
+        <w:t xml:space="preserve"> 포트로 "이 데이터를 옮겨 달라"고 요청하고, 그다음 "끝났니?"를 주기적으로 물어본다. </w:t>
+      </w:r>
+      <w:r>
+        <w:rPr>
+          <w:b/>
+        </w:rPr>
+        <w:t>executor 가 몇 대 있는지는 알 필요가 없다.</w:t>
+      </w:r>
+    </w:p>
+    <w:p>
+      <w:r>
+        <w:rPr>
+          <w:b w:val="0"/>
+        </w:rPr>
+        <w:t xml:space="preserve">사람이 직접 볼 수도 있다. 브라우저로 같은 포트에 접속하면 읽기 전용 화면이 뜨고, 브라우저를 쓸 수 없는 환경에서는 같은 정보를 터미널에 그려 주는 도구를 쓴다. 운영자는 여기에 더해 </w:t>
       </w:r>
       <w:r>
         <w:rPr>
@@ -1756,7 +1857,7 @@
         <w:rPr>
           <w:b w:val="0"/>
         </w:rPr>
-        <w:t xml:space="preserve"> 로 소스와 대상, 스테이징 저장소를 직접 다룬다.</w:t>
+        <w:t xml:space="preserve"> 로 원본과 목적지, 중간 저장소를 직접 다룬다.</w:t>
       </w:r>
     </w:p>
     <w:p>
@@ -1775,33 +1876,35 @@
         <w:rPr>
           <w:b w:val="0"/>
         </w:rPr>
-        <w:t xml:space="preserve">요청을 받아 검증하고 나누고 디스패치하는 control plane 이다. </w:t>
+        <w:t xml:space="preserve">요청을 받아 검사하고 쪼개어 나눠 주는 쪽이다. 데이터를 직접 나르지 않고 </w:t>
       </w:r>
       <w:r>
         <w:rPr>
-          <w:rFonts w:ascii="Consolas" w:hAnsi="Consolas" w:eastAsia="맑은 고딕"/>
-          <w:b w:val="0"/>
+          <w:b/>
         </w:rPr>
-        <w:t>POST /jobs</w:t>
+        <w:t>지시만 한다</w:t>
       </w:r>
       <w:r>
         <w:rPr>
           <w:b w:val="0"/>
         </w:rPr>
-        <w:t xml:space="preserve"> 가 들어오면 멱등 키를 확인하고, 템플릿을 쓰는 요청이면 서버에서 SQL 을 렌더한 뒤 파서로 검증하고 파티션 </w:t>
+        <w:t>는 뜻에서 control plane 이라고 부른다.</w:t>
       </w:r>
-      <w:r>
-        <w:rPr>
-          <w:rFonts w:ascii="Consolas" w:hAnsi="Consolas" w:eastAsia="맑은 고딕"/>
-          <w:b w:val="0"/>
-        </w:rPr>
-        <w:t>IN</w:t>
-      </w:r>
+    </w:p>
+    <w:p>
       <w:r>
         <w:rPr>
           <w:b w:val="0"/>
         </w:rPr>
-        <w:t xml:space="preserve"> 목록 기준으로 task 를 만든다. 이어서 admission 이 받을지 판단해 넘치면 </w:t>
+        <w:t>요청이 들어오면 순서대로 이렇게 한다.</w:t>
+      </w:r>
+    </w:p>
+    <w:p>
+      <w:r>
+        <w:rPr>
+          <w:b w:val="0"/>
+        </w:rPr>
+        <w:t xml:space="preserve">1. 같은 요청이 이미 들어왔는지 확인한다 2. 쿼리를 서버에 등록해 두는 방식이면 여기서 SQL 을 만든다 3. 그 SQL 이 규칙에 맞는지 검사한다 4. 파티션 값 목록을 기준으로 여러 조각으로 쪼갠다 5. 지금 이 일을 받아도 되는지 판단한다. 넘치면 </w:t>
       </w:r>
       <w:r>
         <w:rPr>
@@ -1814,7 +1917,7 @@
         <w:rPr>
           <w:b w:val="0"/>
         </w:rPr>
-        <w:t xml:space="preserve"> 로 거절하고, 통과하면 job 을 만들어 </w:t>
+        <w:t xml:space="preserve"> 로 거절한다 6. 통과하면 작업을 만들고 </w:t>
       </w:r>
       <w:r>
         <w:rPr>
@@ -1827,7 +1930,7 @@
         <w:rPr>
           <w:b w:val="0"/>
         </w:rPr>
-        <w:t xml:space="preserve"> 를 돌려준 뒤 백그라운드에서 실행한다.</w:t>
+        <w:t xml:space="preserve"> 를 돌려준 뒤, 실제 실행은 뒤에서 시작한다</w:t>
       </w:r>
     </w:p>
     <w:p>
@@ -1835,8 +1938,62 @@
         <w:rPr>
           <w:b w:val="0"/>
         </w:rPr>
-        <w:t xml:space="preserve">실행 중에는 각 executor 에 task 를 병렬로 디스패치하고 상태를 폴링하며, 종료되면 DONE·PARTIAL·FAILED·CANCELLED 중 하나로 집계한다. </w:t>
+        <w:t xml:space="preserve">실행 중에는 각 executor 에 조각을 한꺼번에 보내고 상태를 주기적으로 물어본다. 다 끝나면 결과를 모아 최종 상태를 정한다. 전부 성공이면 </w:t>
       </w:r>
+      <w:r>
+        <w:rPr>
+          <w:rFonts w:ascii="Consolas" w:hAnsi="Consolas" w:eastAsia="맑은 고딕"/>
+          <w:b w:val="0"/>
+        </w:rPr>
+        <w:t>DONE</w:t>
+      </w:r>
+      <w:r>
+        <w:rPr>
+          <w:b w:val="0"/>
+        </w:rPr>
+        <w:t xml:space="preserve">, 일부만이면 </w:t>
+      </w:r>
+      <w:r>
+        <w:rPr>
+          <w:rFonts w:ascii="Consolas" w:hAnsi="Consolas" w:eastAsia="맑은 고딕"/>
+          <w:b w:val="0"/>
+        </w:rPr>
+        <w:t>PARTIAL</w:t>
+      </w:r>
+      <w:r>
+        <w:rPr>
+          <w:b w:val="0"/>
+        </w:rPr>
+        <w:t xml:space="preserve">, 전부 실패면 </w:t>
+      </w:r>
+      <w:r>
+        <w:rPr>
+          <w:rFonts w:ascii="Consolas" w:hAnsi="Consolas" w:eastAsia="맑은 고딕"/>
+          <w:b w:val="0"/>
+        </w:rPr>
+        <w:t>FAILED</w:t>
+      </w:r>
+      <w:r>
+        <w:rPr>
+          <w:b w:val="0"/>
+        </w:rPr>
+        <w:t xml:space="preserve">, 취소됐으면 </w:t>
+      </w:r>
+      <w:r>
+        <w:rPr>
+          <w:rFonts w:ascii="Consolas" w:hAnsi="Consolas" w:eastAsia="맑은 고딕"/>
+          <w:b w:val="0"/>
+        </w:rPr>
+        <w:t>CANCELLED</w:t>
+      </w:r>
+      <w:r>
+        <w:rPr>
+          <w:b w:val="0"/>
+        </w:rPr>
+        <w:t xml:space="preserve"> 다.</w:t>
+      </w:r>
+    </w:p>
+    <w:p>
       <w:r>
         <w:rPr>
           <w:rFonts w:ascii="Consolas" w:hAnsi="Consolas" w:eastAsia="맑은 고딕"/>
@@ -1861,7 +2018,33 @@
         <w:rPr>
           <w:b w:val="0"/>
         </w:rPr>
-        <w:t xml:space="preserve"> 에서는 모든 executor 가 파일을 만든 뒤의 Phase 2, 즉 외부테이블 생성과 target INSERT 를 coordinator 가 중앙에서 수행한다. 대시보드와 API 문서, 헬스와 메트릭 조회도 이 프로세스가 제공한다. 상태를 메모리에 두므로 단일 워커로 실행하고, 처리량 확장은 이쪽이 아니라 executor 수로 한다.</w:t>
+        <w:t xml:space="preserve"> 방식에서는 한 가지 일을 더 한다. executor 들이 파일을 다 만든 뒤, </w:t>
+      </w:r>
+      <w:r>
+        <w:rPr>
+          <w:b/>
+        </w:rPr>
+        <w:t>그 파일을 목적지가 읽게 만들어 한 번에 넣는 일을 coordinator 가 중앙에서 처리한다.</w:t>
+      </w:r>
+    </w:p>
+    <w:p>
+      <w:r>
+        <w:rPr>
+          <w:b w:val="0"/>
+        </w:rPr>
+        <w:t xml:space="preserve">화면과 API 설명서, 상태 조회도 이 프로세스가 제공한다. 상태를 메모리에 들고 있으므로 </w:t>
+      </w:r>
+      <w:r>
+        <w:rPr>
+          <w:b/>
+        </w:rPr>
+        <w:t>한 프로세스 안에서 일꾼 하나로만 돈다.</w:t>
+      </w:r>
+      <w:r>
+        <w:rPr>
+          <w:b w:val="0"/>
+        </w:rPr>
+        <w:t xml:space="preserve"> 처리량을 늘리려면 이쪽이 아니라 executor 를 늘려야 한다.</w:t>
       </w:r>
     </w:p>
     <w:p>
@@ -1880,20 +2063,43 @@
         <w:rPr>
           <w:b w:val="0"/>
         </w:rPr>
-        <w:t xml:space="preserve">실제로 데이터를 옮기는 data plane 이다. </w:t>
+        <w:t>실제로 데이터를 옮기는 쪽이다. 데이터가 여기를 지나가므로 data plane 이라고 부른다.</w:t>
+      </w:r>
+    </w:p>
+    <w:p>
+      <w:r>
+        <w:rPr>
+          <w:b w:val="0"/>
+        </w:rPr>
+        <w:t>조각을 받으면 대기 줄에 넣고, 차례가 오면 원본에서 읽고(READING) 목적지에 넣는(WRITING) 동안 자기 상태를 스스로 관리한다.</w:t>
+      </w:r>
+    </w:p>
+    <w:p>
+      <w:r>
+        <w:rPr>
+          <w:b w:val="0"/>
+        </w:rPr>
+        <w:t xml:space="preserve">읽는 방식은 원본에 따라 다르다. Impala 같은 데이터베이스는 전용 드라이버로 읽고, 데이터베이스가 아닌 사내 API 는 </w:t>
       </w:r>
       <w:r>
         <w:rPr>
-          <w:rFonts w:ascii="Consolas" w:hAnsi="Consolas" w:eastAsia="맑은 고딕"/>
-          <w:b w:val="0"/>
+          <w:b/>
         </w:rPr>
-        <w:t>POST /tasks</w:t>
+        <w:t>데이터베이스처럼 보이게 감싸는 어댑터</w:t>
       </w:r>
       <w:r>
         <w:rPr>
           <w:b w:val="0"/>
         </w:rPr>
-        <w:t xml:space="preserve"> 로 task 를 받아 큐에 넣고, 소스에서 읽어 (READING) 대상에 적재하는(WRITING) 동안 상태를 스스로 관리한다. 소스 읽기는 impyla 커서를 쓰고, 커서가 없는 사내 API 는 커서처럼 감싸는 어댑터를 거치므로 읽기 루프는 같다. 적재는 </w:t>
+        <w:t>를 거친다. 그래서 어느 쪽이든 읽는 코드는 같다.</w:t>
+      </w:r>
+    </w:p>
+    <w:p>
+      <w:r>
+        <w:rPr>
+          <w:b w:val="0"/>
+        </w:rPr>
+        <w:t xml:space="preserve">넣는 방식은 </w:t>
       </w:r>
       <w:r>
         <w:rPr>
@@ -1906,7 +2112,7 @@
         <w:rPr>
           <w:b w:val="0"/>
         </w:rPr>
-        <w:t xml:space="preserve"> 에 따라 갈려서 COPY 로 곧장 넣거나, staging 을 거치거나, CSV 파일을 만들어 Greenplum 이 외부테이블로 당겨 읽게 한다.</w:t>
+        <w:t xml:space="preserve"> 라는 설정에 따라 갈린다. 곧장 밀어 넣거나, 임시 테이블을 거치거나, CSV 파일을 만들어 목적지가 당겨 읽게 한다.</w:t>
       </w:r>
     </w:p>
     <w:p>
@@ -1914,7 +2120,7 @@
         <w:rPr>
           <w:b w:val="0"/>
         </w:rPr>
-        <w:t xml:space="preserve">한 대가 동시에 실행하는 task 수는 </w:t>
+        <w:t xml:space="preserve">동시에 몇 조각까지 돌릴지는 </w:t>
       </w:r>
       <w:r>
         <w:rPr>
@@ -1927,7 +2133,15 @@
         <w:rPr>
           <w:b w:val="0"/>
         </w:rPr>
-        <w:t xml:space="preserve"> 로 제한하고, Greenplum 연결은 풀로 재사용하되 반납할 때 세션을 초기화한다. 포트를 달리해 한 호스트에 여러 인스턴스를 띄울 수 있으며, </w:t>
+        <w:t xml:space="preserve"> 로 제한한다. 목적지 연결은 만들어 둔 것을 돌려 쓰되, 돌려받을 때 세션을 깨끗이 초기화해 앞 작업의 흔적이 남지 않게 한다.</w:t>
+      </w:r>
+    </w:p>
+    <w:p>
+      <w:r>
+        <w:rPr>
+          <w:b w:val="0"/>
+        </w:rPr>
+        <w:t xml:space="preserve">한 서버에 포트를 달리해 여러 대를 띄울 수 있다. 다만 </w:t>
       </w:r>
       <w:r>
         <w:rPr>
@@ -1940,7 +2154,13 @@
         <w:rPr>
           <w:b w:val="0"/>
         </w:rPr>
-        <w:t xml:space="preserve"> 를 쓸 때는 Greenplum 세그먼트와 같은 호스트에 두어야 한다.</w:t>
+        <w:t xml:space="preserve"> 방식을 쓸 때는 </w:t>
+      </w:r>
+      <w:r>
+        <w:rPr>
+          <w:b/>
+        </w:rPr>
+        <w:t>Greenplum 세그먼트와 같은 서버에 두어야 한다.</w:t>
       </w:r>
     </w:p>
     <w:p>
@@ -1959,119 +2179,297 @@
         <w:rPr>
           <w:b w:val="0"/>
         </w:rPr>
-        <w:t>메타 저장소다. 옮기는 데이터가 아니라 이관을 관리하는 정보만 담으므로 볼륨이 크지 않다. 공유 Job 저장소(</w:t>
+        <w:t xml:space="preserve">기록을 담는 데이터베이스다. </w:t>
       </w:r>
       <w:r>
         <w:rPr>
-          <w:rFonts w:ascii="Consolas" w:hAnsi="Consolas" w:eastAsia="맑은 고딕"/>
-          <w:b w:val="0"/>
+          <w:b/>
         </w:rPr>
-        <w:t>jobs</w:t>
+        <w:t>옮기는 데이터가 아니라 옮기는 일을 관리하는 정보만</w:t>
       </w:r>
       <w:r>
         <w:rPr>
           <w:b w:val="0"/>
         </w:rPr>
-        <w:t>)와 실행 이력(</w:t>
+        <w:t xml:space="preserve"> 담으므로 크지 않다. 표 일곱 개로 이루어진다.</w:t>
       </w:r>
+    </w:p>
+    <w:tbl>
+      <w:tblPr>
+        <w:tblStyle w:val="TableGrid"/>
+        <w:tblW w:type="pct" w:w="5000"/>
+        <w:tblLayout w:type="autofit"/>
+        <w:tblLook w:firstColumn="1" w:firstRow="1" w:lastColumn="0" w:lastRow="0" w:noHBand="0" w:noVBand="1" w:val="04A0"/>
+      </w:tblPr>
+      <w:tblGrid>
+        <w:gridCol w:w="4320"/>
+        <w:gridCol w:w="4320"/>
+      </w:tblGrid>
+      <w:tr>
+        <w:tc>
+          <w:tcPr>
+            <w:tcW w:type="dxa" w:w="4320"/>
+          </w:tcPr>
+          <w:p>
+            <w:r>
+              <w:rPr>
+                <w:b/>
+              </w:rPr>
+              <w:t>표</w:t>
+            </w:r>
+          </w:p>
+        </w:tc>
+        <w:tc>
+          <w:tcPr>
+            <w:tcW w:type="dxa" w:w="4320"/>
+          </w:tcPr>
+          <w:p>
+            <w:r>
+              <w:rPr>
+                <w:b/>
+              </w:rPr>
+              <w:t>담는 것</w:t>
+            </w:r>
+          </w:p>
+        </w:tc>
+      </w:tr>
+      <w:tr>
+        <w:tc>
+          <w:tcPr>
+            <w:tcW w:type="dxa" w:w="4320"/>
+          </w:tcPr>
+          <w:p>
+            <w:r>
+              <w:rPr>
+                <w:rFonts w:ascii="Consolas" w:hAnsi="Consolas" w:eastAsia="맑은 고딕"/>
+                <w:b w:val="0"/>
+              </w:rPr>
+              <w:t>jobs</w:t>
+            </w:r>
+          </w:p>
+        </w:tc>
+        <w:tc>
+          <w:tcPr>
+            <w:tcW w:type="dxa" w:w="4320"/>
+          </w:tcPr>
+          <w:p>
+            <w:r>
+              <w:rPr>
+                <w:b w:val="0"/>
+              </w:rPr>
+              <w:t>여러 coordinator 가 함께 보는 작업 저장소</w:t>
+            </w:r>
+          </w:p>
+        </w:tc>
+      </w:tr>
+      <w:tr>
+        <w:tc>
+          <w:tcPr>
+            <w:tcW w:type="dxa" w:w="4320"/>
+          </w:tcPr>
+          <w:p>
+            <w:r>
+              <w:rPr>
+                <w:rFonts w:ascii="Consolas" w:hAnsi="Consolas" w:eastAsia="맑은 고딕"/>
+                <w:b w:val="0"/>
+              </w:rPr>
+              <w:t>job_history</w:t>
+            </w:r>
+            <w:r>
+              <w:rPr>
+                <w:b w:val="0"/>
+              </w:rPr>
+              <w:t xml:space="preserve"> · </w:t>
+            </w:r>
+            <w:r>
+              <w:rPr>
+                <w:rFonts w:ascii="Consolas" w:hAnsi="Consolas" w:eastAsia="맑은 고딕"/>
+                <w:b w:val="0"/>
+              </w:rPr>
+              <w:t>task_history</w:t>
+            </w:r>
+          </w:p>
+        </w:tc>
+        <w:tc>
+          <w:tcPr>
+            <w:tcW w:type="dxa" w:w="4320"/>
+          </w:tcPr>
+          <w:p>
+            <w:r>
+              <w:rPr>
+                <w:b w:val="0"/>
+              </w:rPr>
+              <w:t>실행 기록</w:t>
+            </w:r>
+          </w:p>
+        </w:tc>
+      </w:tr>
+      <w:tr>
+        <w:tc>
+          <w:tcPr>
+            <w:tcW w:type="dxa" w:w="4320"/>
+          </w:tcPr>
+          <w:p>
+            <w:r>
+              <w:rPr>
+                <w:rFonts w:ascii="Consolas" w:hAnsi="Consolas" w:eastAsia="맑은 고딕"/>
+                <w:b w:val="0"/>
+              </w:rPr>
+              <w:t>executor_status</w:t>
+            </w:r>
+          </w:p>
+        </w:tc>
+        <w:tc>
+          <w:tcPr>
+            <w:tcW w:type="dxa" w:w="4320"/>
+          </w:tcPr>
+          <w:p>
+            <w:r>
+              <w:rPr>
+                <w:b w:val="0"/>
+              </w:rPr>
+              <w:t>executor 가 스스로 올리는 상태</w:t>
+            </w:r>
+          </w:p>
+        </w:tc>
+      </w:tr>
+      <w:tr>
+        <w:tc>
+          <w:tcPr>
+            <w:tcW w:type="dxa" w:w="4320"/>
+          </w:tcPr>
+          <w:p>
+            <w:r>
+              <w:rPr>
+                <w:rFonts w:ascii="Consolas" w:hAnsi="Consolas" w:eastAsia="맑은 고딕"/>
+                <w:b w:val="0"/>
+              </w:rPr>
+              <w:t>coordinator_status</w:t>
+            </w:r>
+          </w:p>
+        </w:tc>
+        <w:tc>
+          <w:tcPr>
+            <w:tcW w:type="dxa" w:w="4320"/>
+          </w:tcPr>
+          <w:p>
+            <w:r>
+              <w:rPr>
+                <w:b w:val="0"/>
+              </w:rPr>
+              <w:t>coordinator 가 살아 있음을 알리는 신호</w:t>
+            </w:r>
+          </w:p>
+        </w:tc>
+      </w:tr>
+      <w:tr>
+        <w:tc>
+          <w:tcPr>
+            <w:tcW w:type="dxa" w:w="4320"/>
+          </w:tcPr>
+          <w:p>
+            <w:r>
+              <w:rPr>
+                <w:rFonts w:ascii="Consolas" w:hAnsi="Consolas" w:eastAsia="맑은 고딕"/>
+                <w:b w:val="0"/>
+              </w:rPr>
+              <w:t>executor_reservation</w:t>
+            </w:r>
+          </w:p>
+        </w:tc>
+        <w:tc>
+          <w:tcPr>
+            <w:tcW w:type="dxa" w:w="4320"/>
+          </w:tcPr>
+          <w:p>
+            <w:r>
+              <w:rPr>
+                <w:b w:val="0"/>
+              </w:rPr>
+              <w:t>자리 예약</w:t>
+            </w:r>
+          </w:p>
+        </w:tc>
+      </w:tr>
+      <w:tr>
+        <w:tc>
+          <w:tcPr>
+            <w:tcW w:type="dxa" w:w="4320"/>
+          </w:tcPr>
+          <w:p>
+            <w:r>
+              <w:rPr>
+                <w:rFonts w:ascii="Consolas" w:hAnsi="Consolas" w:eastAsia="맑은 고딕"/>
+                <w:b w:val="0"/>
+              </w:rPr>
+              <w:t>executor_health_metrics</w:t>
+            </w:r>
+          </w:p>
+        </w:tc>
+        <w:tc>
+          <w:tcPr>
+            <w:tcW w:type="dxa" w:w="4320"/>
+          </w:tcPr>
+          <w:p>
+            <w:r>
+              <w:rPr>
+                <w:b w:val="0"/>
+              </w:rPr>
+              <w:t>자원 사용량의 시간별 기록</w:t>
+            </w:r>
+          </w:p>
+        </w:tc>
+      </w:tr>
+    </w:tbl>
+    <w:p/>
+    <w:p>
       <w:r>
         <w:rPr>
-          <w:rFonts w:ascii="Consolas" w:hAnsi="Consolas" w:eastAsia="맑은 고딕"/>
           <w:b w:val="0"/>
         </w:rPr>
-        <w:t>job_history</w:t>
+        <w:t>세 가지를 기억해 두면 좋다.</w:t>
+      </w:r>
+    </w:p>
+    <w:p>
+      <w:r>
+        <w:rPr>
+          <w:b/>
+        </w:rPr>
+        <w:t>첫째, coordinator 를 한 대만 쓴다면 이 데이터베이스가 없어도 서비스가 돈다.</w:t>
       </w:r>
       <w:r>
         <w:rPr>
           <w:b w:val="0"/>
         </w:rPr>
-        <w:t>·</w:t>
+        <w:t xml:space="preserve"> 상태를 메모리에 들고 있기 때문이다. 기록만 남기고 싶다면 기록용 접속 정보만 설정하면 된다.</w:t>
       </w:r>
+    </w:p>
+    <w:p>
       <w:r>
         <w:rPr>
-          <w:rFonts w:ascii="Consolas" w:hAnsi="Consolas" w:eastAsia="맑은 고딕"/>
-          <w:b w:val="0"/>
+          <w:b/>
         </w:rPr>
-        <w:t>task_history</w:t>
+        <w:t>둘째, coordinator 를 여러 대 띄우려면 이 데이터베이스가 반드시 있어야 한다.</w:t>
       </w:r>
       <w:r>
         <w:rPr>
           <w:b w:val="0"/>
         </w:rPr>
-        <w:t>), executor 자기 보고 상태 (</w:t>
+        <w:t xml:space="preserve"> 없으면 요청을 받은 그 한 대만 그 작업을 알게 되어, 사용자가 다른 대에 물었을 때 자기 작업을 찾지 못한다.</w:t>
       </w:r>
+    </w:p>
+    <w:p>
       <w:r>
         <w:rPr>
-          <w:rFonts w:ascii="Consolas" w:hAnsi="Consolas" w:eastAsia="맑은 고딕"/>
-          <w:b w:val="0"/>
+          <w:b/>
         </w:rPr>
-        <w:t>executor_status</w:t>
+        <w:t>셋째, 앱이 표를 만들어 주기는 한다.</w:t>
       </w:r>
       <w:r>
         <w:rPr>
           <w:b w:val="0"/>
         </w:rPr>
-        <w:t>), coordinator heartbeat(</w:t>
-      </w:r>
-      <w:r>
-        <w:rPr>
-          <w:rFonts w:ascii="Consolas" w:hAnsi="Consolas" w:eastAsia="맑은 고딕"/>
-          <w:b w:val="0"/>
-        </w:rPr>
-        <w:t>coordinator_status</w:t>
-      </w:r>
-      <w:r>
-        <w:rPr>
-          <w:b w:val="0"/>
-        </w:rPr>
-        <w:t>), 예약(</w:t>
-      </w:r>
-      <w:r>
-        <w:rPr>
-          <w:rFonts w:ascii="Consolas" w:hAnsi="Consolas" w:eastAsia="맑은 고딕"/>
-          <w:b w:val="0"/>
-        </w:rPr>
-        <w:t>executor_reservation</w:t>
-      </w:r>
-      <w:r>
-        <w:rPr>
-          <w:b w:val="0"/>
-        </w:rPr>
-        <w:t>), 헬스 메트릭(</w:t>
-      </w:r>
-      <w:r>
-        <w:rPr>
-          <w:rFonts w:ascii="Consolas" w:hAnsi="Consolas" w:eastAsia="맑은 고딕"/>
-          <w:b w:val="0"/>
-        </w:rPr>
-        <w:t>executor_health_metrics</w:t>
-      </w:r>
-      <w:r>
-        <w:rPr>
-          <w:b w:val="0"/>
-        </w:rPr>
-        <w:t>) 일곱 테이블로 이루어진다.</w:t>
-      </w:r>
-    </w:p>
-    <w:p>
-      <w:r>
-        <w:rPr>
-          <w:b w:val="0"/>
-        </w:rPr>
-        <w:t xml:space="preserve">세 가지를 기억해 둔다. 첫째, 단일 coordinator 로 쓸 때는 이 저장소가 없어도 서비스가 돈다. 상태를 메모리에 두기 때문이며, 이력만 남기고 싶으면 </w:t>
-      </w:r>
-      <w:r>
-        <w:rPr>
-          <w:rFonts w:ascii="Consolas" w:hAnsi="Consolas" w:eastAsia="맑은 고딕"/>
-          <w:b w:val="0"/>
-        </w:rPr>
-        <w:t>history.db_dsn</w:t>
-      </w:r>
-      <w:r>
-        <w:rPr>
-          <w:b w:val="0"/>
-        </w:rPr>
-        <w:t xml:space="preserve"> 만 설정한다. 둘째, coordinator 를 여러 대 띄우려면 이 저장소가 필수다. 그러지 않으면 job 을 접수한 인스턴스만 그 상태를 알아 사용자가 자기 job 을 조회하지 못한다. 셋째, 앱이 테이블을 만들어 주기는 하지만 권한을 좁히거나 미리 만들어 두려면 </w:t>
+        <w:t xml:space="preserve"> 다만 권한을 좁히거나 미리 만들어 두고 싶으면 </w:t>
       </w:r>
       <w:r>
         <w:rPr>
@@ -2084,7 +2482,7 @@
         <w:rPr>
           <w:b w:val="0"/>
         </w:rPr>
-        <w:t xml:space="preserve"> 을 서비스 기동 전에 적용한다. 컬럼 단위 명세는 같은 디렉터리의 </w:t>
+        <w:t xml:space="preserve"> 을 서비스 시작 전에 적용한다. 칸 하나하나의 명세는 같은 디렉터리의 </w:t>
       </w:r>
       <w:r>
         <w:rPr>
@@ -2116,34 +2514,60 @@
         <w:rPr>
           <w:b w:val="0"/>
         </w:rPr>
-        <w:t xml:space="preserve">소스는 Impala 를 기본으로 하고, 템플릿의 </w:t>
+        <w:t xml:space="preserve">데이터를 읽어 오는 </w:t>
       </w:r>
       <w:r>
         <w:rPr>
-          <w:rFonts w:ascii="Consolas" w:hAnsi="Consolas" w:eastAsia="맑은 고딕"/>
-          <w:b w:val="0"/>
+          <w:b/>
         </w:rPr>
-        <w:t>datasource</w:t>
+        <w:t>원본</w:t>
       </w:r>
       <w:r>
         <w:rPr>
           <w:b w:val="0"/>
         </w:rPr>
-        <w:t xml:space="preserve"> 로 Trino 나 사내 API 를 고를 수 있다. executor 만 소스에 접속하며 coordinator 는 관여하지 않는다. 적재 대상은 Greenplum 계열이고 </w:t>
+        <w:t xml:space="preserve">은 Impala 가 기본이다. 설정으로 Trino 나 사내 API 를 고를 수도 있다. 원본에 접속하는 것은 </w:t>
       </w:r>
       <w:r>
         <w:rPr>
-          <w:rFonts w:ascii="Consolas" w:hAnsi="Consolas" w:eastAsia="맑은 고딕"/>
+          <w:b/>
+        </w:rPr>
+        <w:t>executor 뿐이고 coordinator 는 관여하지 않는다.</w:t>
+      </w:r>
+    </w:p>
+    <w:p>
+      <w:r>
+        <w:rPr>
           <w:b w:val="0"/>
         </w:rPr>
-        <w:t>greenplum.dsn</w:t>
+        <w:t xml:space="preserve">데이터를 넣는 </w:t>
+      </w:r>
+      <w:r>
+        <w:rPr>
+          <w:b/>
+        </w:rPr>
+        <w:t>목적지</w:t>
       </w:r>
       <w:r>
         <w:rPr>
           <w:b w:val="0"/>
         </w:rPr>
-        <w:t xml:space="preserve"> 한 줄로 지정한다. 이 값이 비어 있으면 아무것도 읽고 쓰지 않는 백엔드로 뜨므로, 새 노드를 올린 뒤에는 기동 로그를 확인한다. </w:t>
+        <w:t xml:space="preserve">는 Greenplum 계열이고 접속 정보를 한 줄로 적는다. 여기서 자주 겪는 함정이 있다. </w:t>
       </w:r>
+      <w:r>
+        <w:rPr>
+          <w:b/>
+        </w:rPr>
+        <w:t>이 값이 비어 있으면 아무것도 읽고 쓰지 않는 상태로 뜬다.</w:t>
+      </w:r>
+      <w:r>
+        <w:rPr>
+          <w:b w:val="0"/>
+        </w:rPr>
+        <w:t xml:space="preserve"> 작업은 성공했다고 나오는데 목적지에는 아무것도 없게 되므로, 새 서버를 올린 뒤에는 반드시 기동 로그를 확인한다.</w:t>
+      </w:r>
+    </w:p>
+    <w:p>
       <w:r>
         <w:rPr>
           <w:rFonts w:ascii="Consolas" w:hAnsi="Consolas" w:eastAsia="맑은 고딕"/>
@@ -2155,7 +2579,7 @@
         <w:rPr>
           <w:b w:val="0"/>
         </w:rPr>
-        <w:t xml:space="preserve"> 를 쓴다면 여기에 오브젝트 스토리지와 Greenplum 쪽 PXF 구성이 더해진다.</w:t>
+        <w:t xml:space="preserve"> 방식을 쓴다면 여기에 두 가지가 더해진다. 파일을 둘 오브젝트 스토리지와, Greenplum 이 그 파일을 읽을 수 있게 해 주는 구성이다.</w:t>
       </w:r>
     </w:p>
     <w:p>
@@ -2174,7 +2598,7 @@
         <w:rPr>
           <w:b w:val="0"/>
         </w:rPr>
-        <w:t>구성요소와 프로세스, 포트, 설치 경로, 설정 키의 대응이다. 배치 서버 열은 하드웨어가 확정되면 채운다.</w:t>
+        <w:t>무엇이 어느 프로세스로 돌고 어느 포트를 쓰며 어느 설정을 보는지를 한 표에 모았다. 어느 서버에 놓을지는 하드웨어가 정해지면 채운다.</w:t>
       </w:r>
     </w:p>
     <w:tbl>
@@ -2915,20 +3339,32 @@
         <w:rPr>
           <w:b w:val="0"/>
         </w:rPr>
-        <w:t xml:space="preserve">포트는 설정으로 바꿀 수 있고, 외부로 열어야 하는 것은 coordinator 의 </w:t>
+        <w:t xml:space="preserve">포트는 설정으로 바꿀 수 있다. 그리고 </w:t>
+      </w:r>
+      <w:r>
+        <w:rPr>
+          <w:b/>
+        </w:rPr>
+        <w:t xml:space="preserve">바깥에 열어야 하는 것은 coordinator 의 </w:t>
       </w:r>
       <w:r>
         <w:rPr>
           <w:rFonts w:ascii="Consolas" w:hAnsi="Consolas" w:eastAsia="맑은 고딕"/>
-          <w:b w:val="0"/>
+          <w:b/>
         </w:rPr>
         <w:t>8088</w:t>
       </w:r>
       <w:r>
         <w:rPr>
+          <w:b/>
+        </w:rPr>
+        <w:t xml:space="preserve"> 하나뿐이다.</w:t>
+      </w:r>
+      <w:r>
+        <w:rPr>
           <w:b w:val="0"/>
         </w:rPr>
-        <w:t xml:space="preserve"> 하나다. executor 포트는 같은 망 안에서 coordinator 만 호출하므로 외부에 노출할 이유가 없다.</w:t>
+        <w:t xml:space="preserve"> executor 의 포트는 같은 망 안에서 coordinator 만 부르므로 바깥에 노출할 이유가 없다. 방화벽을 잡을 때 이 점을 기억한다.</w:t>
       </w:r>
     </w:p>
     <w:p>
@@ -3086,7 +3522,19 @@
         <w:rPr>
           <w:b w:val="0"/>
         </w:rPr>
-        <w:t>무엇을 어디로 백업하고 무엇을 백업하지 않는지를 한 장으로 정리하면 이렇다.</w:t>
+        <w:t xml:space="preserve">무엇을 어디로 백업하고, 반대로 </w:t>
+      </w:r>
+      <w:r>
+        <w:rPr>
+          <w:b/>
+        </w:rPr>
+        <w:t>무엇은 백업하지 않아도 되는지</w:t>
+      </w:r>
+      <w:r>
+        <w:rPr>
+          <w:b w:val="0"/>
+        </w:rPr>
+        <w:t>를 한 장으로 정리하면 이렇다.</w:t>
       </w:r>
     </w:p>
     <w:p>
@@ -3153,43 +3601,61 @@
         <w:rPr>
           <w:b w:val="0"/>
         </w:rPr>
-        <w:t xml:space="preserve">백업 대상은 성격이 다른 셋으로 나뉜다. 첫째는 </w:t>
+        <w:t>백업할 것은 성격이 다른 셋으로 나뉜다.</w:t>
+      </w:r>
+    </w:p>
+    <w:p>
+      <w:r>
+        <w:rPr>
+          <w:b/>
+        </w:rPr>
+        <w:t>첫째, 운영자가 만든 것들.</w:t>
+      </w:r>
+      <w:r>
+        <w:rPr>
+          <w:b w:val="0"/>
+        </w:rPr>
+        <w:t xml:space="preserve"> 설정과 인증서, 쿼리 템플릿, 사이트별 사용자 정의 코드가 여기 속한다. 이것들은 설치 스크립트가 덮어쓰지 않고 처음 한 번만 넣어 주므로, </w:t>
       </w:r>
       <w:r>
         <w:rPr>
           <w:b/>
         </w:rPr>
-        <w:t>운영자가 만든 자산</w:t>
+        <w:t>잃으면 손으로 다시 만들어야 한다.</w:t>
       </w:r>
       <w:r>
         <w:rPr>
           <w:b w:val="0"/>
         </w:rPr>
-        <w:t xml:space="preserve">이다. 설정과 인증서, 쿼리 템플릿, 사이트 커스텀 함수가 여기에 속하며 설치 스크립트가 덮지 않고 최초 한 번만 넣어 두는 것들 이라 잃으면 손으로 다시 만들어야 한다. 둘째는 </w:t>
+        <w:t xml:space="preserve"> 가장 중요한 백업 대상이다.</w:t>
       </w:r>
+    </w:p>
+    <w:p>
       <w:r>
         <w:rPr>
           <w:b/>
         </w:rPr>
-        <w:t>메타 저장소</w:t>
+        <w:t>둘째, 기록 데이터베이스.</w:t>
       </w:r>
       <w:r>
         <w:rPr>
           <w:b w:val="0"/>
         </w:rPr>
-        <w:t xml:space="preserve">로, job 상태와 실행 이력이 담긴 PostgreSQL 이다. 셋째는 </w:t>
+        <w:t xml:space="preserve"> 작업 상태와 실행 기록이 담긴 PostgreSQL 이다.</w:t>
       </w:r>
+    </w:p>
+    <w:p>
       <w:r>
         <w:rPr>
           <w:b/>
         </w:rPr>
-        <w:t>로그</w:t>
+        <w:t>셋째, 로그.</w:t>
       </w:r>
       <w:r>
         <w:rPr>
           <w:b w:val="0"/>
         </w:rPr>
-        <w:t>이며, 사고를 추적할 때만 필요하고 날짜별로 갈려 보존 기간이 지나면 지워진다.</w:t>
+        <w:t xml:space="preserve"> 문제를 추적할 때만 필요하고, 날짜별로 나뉘어 보존 기간이 지나면 자동으로 지워진다.</w:t>
       </w:r>
     </w:p>
     <w:p>
@@ -3197,19 +3663,39 @@
         <w:rPr>
           <w:b w:val="0"/>
         </w:rPr>
-        <w:t xml:space="preserve">반대로 백업하지 않아도 되는 것이 있다. 애플리케이션 코드와 가상환경은 설치 스크립트로 다시 만들 수 있고, 스테이징 CSV 와 S3 객체는 실행 중에만 존재하는 중간 산출물이다. 무엇보다 </w:t>
+        <w:t xml:space="preserve">반대로 </w:t>
       </w:r>
       <w:r>
         <w:rPr>
           <w:b/>
         </w:rPr>
-        <w:t>옮긴 데이터는 적재 대상에 있으므로 이 시스템의 백업 범위가 아니다.</w:t>
+        <w:t>백업하지 않아도 되는 것</w:t>
       </w:r>
       <w:r>
         <w:rPr>
           <w:b w:val="0"/>
         </w:rPr>
-        <w:t xml:space="preserve"> 대상 Greenplum 의 백업 정책은 그쪽 운영 기준을 따른다.</w:t>
+        <w:t>이 있다. 프로그램 코드와 실행 환경은 설치 스크립트로 다시 만들 수 있고, 중간에 만든 CSV 와 S3 객체는 실행 중에만 있는 임시 파일이다.</w:t>
+      </w:r>
+    </w:p>
+    <w:p>
+      <w:r>
+        <w:rPr>
+          <w:b w:val="0"/>
+        </w:rPr>
+        <w:t xml:space="preserve">무엇보다 </w:t>
+      </w:r>
+      <w:r>
+        <w:rPr>
+          <w:b/>
+        </w:rPr>
+        <w:t>옮긴 데이터는 이 시스템의 백업 범위가 아니다.</w:t>
+      </w:r>
+      <w:r>
+        <w:rPr>
+          <w:b w:val="0"/>
+        </w:rPr>
+        <w:t xml:space="preserve"> 그 데이터는 목적지에 있고, 목적지의 백업 정책은 그쪽 운영 기준을 따른다.</w:t>
       </w:r>
     </w:p>
     <w:p>
@@ -3975,7 +4461,39 @@
         <w:rPr>
           <w:b w:val="0"/>
         </w:rPr>
-        <w:t>메타 저장소는 PostgreSQL 이므로 논리 백업으로 충분하다. 볼륨이 작고 복구 시점을 초 단위로 맞출 이유가 없기 때문이다. 하루 한 번 데이터베이스 전체를 받아 두고, 오래된 이력은 보존 기간을 정해 지운다. 앱은 오래된 행을 지우지 않으므로 이 정리는 운영 쪽에서 걸어 둔다.</w:t>
+        <w:t xml:space="preserve">기록 데이터베이스는 </w:t>
+      </w:r>
+      <w:r>
+        <w:rPr>
+          <w:b/>
+        </w:rPr>
+        <w:t>하루 한 번 통째로 받아 두는 것으로 충분하다.</w:t>
+      </w:r>
+      <w:r>
+        <w:rPr>
+          <w:b w:val="0"/>
+        </w:rPr>
+        <w:t xml:space="preserve"> 양이 작고, 사고가 났을 때 초 단위로 정확한 시점까지 되돌려야 할 이유가 없기 때문이다.</w:t>
+      </w:r>
+    </w:p>
+    <w:p>
+      <w:r>
+        <w:rPr>
+          <w:b w:val="0"/>
+        </w:rPr>
+        <w:t xml:space="preserve">여기에 하나를 더 걸어 둬야 한다. </w:t>
+      </w:r>
+      <w:r>
+        <w:rPr>
+          <w:b/>
+        </w:rPr>
+        <w:t>앱은 오래된 기록을 지워 주지 않는다.</w:t>
+      </w:r>
+      <w:r>
+        <w:rPr>
+          <w:b w:val="0"/>
+        </w:rPr>
+        <w:t xml:space="preserve"> 보존 기간을 정해 오래된 줄을 지우는 작업은 운영 쪽에서 따로 걸어 둔다.</w:t>
       </w:r>
     </w:p>
     <w:p>
@@ -4008,7 +4526,27 @@
         <w:rPr>
           <w:b w:val="0"/>
         </w:rPr>
-        <w:t>복구는 세 걸음이다. 먼저 서비스를 멈춘다. 복구 중에 coordinator 가 살아 있으면 옛 상태 위에 새 상태가 겹쳐 쓰이기 때문이다. 그다음 데이터베이스를 되돌리고, 마지막으로 서비스를 다시 띄운다.</w:t>
+        <w:t>복구는 세 걸음이다.</w:t>
+      </w:r>
+    </w:p>
+    <w:p>
+      <w:r>
+        <w:rPr>
+          <w:b w:val="0"/>
+        </w:rPr>
+        <w:t xml:space="preserve">1. </w:t>
+      </w:r>
+      <w:r>
+        <w:rPr>
+          <w:b/>
+        </w:rPr>
+        <w:t>서비스를 멈춘다.</w:t>
+      </w:r>
+      <w:r>
+        <w:rPr>
+          <w:b w:val="0"/>
+        </w:rPr>
+        <w:t xml:space="preserve"> 이것을 빠뜨리면 안 된다. 복구하는 동안 coordinator 가 살아 있으면 되돌리는 옛 상태 위에 새 상태가 겹쳐 쓰인다. 2. 데이터베이스를 되돌린다. 3. 서비스를 다시 띄운다.</w:t>
       </w:r>
     </w:p>
     <w:p>
@@ -4053,7 +4591,19 @@
         <w:rPr>
           <w:b w:val="0"/>
         </w:rPr>
-        <w:t>빈 데이터베이스에서 새로 시작하는 경우라면 백업을 되돌리는 대신 스키마만 적용하면 된다. 앱도 기동할 때 테이블을 만들지만, 부분 유일 인덱스처럼 무결성에 관계된 것까지 갖추려면 배포된 DDL 을 쓰는 편이 안전하다.</w:t>
+        <w:t xml:space="preserve">빈 데이터베이스에서 새로 시작하는 경우라면 백업을 되돌릴 필요 없이 표만 만들면 된다. 앱도 기동할 때 표를 만들어 주기는 한다. 다만 </w:t>
+      </w:r>
+      <w:r>
+        <w:rPr>
+          <w:b/>
+        </w:rPr>
+        <w:t>중복 요청을 막는 특별한 규칙 같은 것까지 갖추려면</w:t>
+      </w:r>
+      <w:r>
+        <w:rPr>
+          <w:b w:val="0"/>
+        </w:rPr>
+        <w:t xml:space="preserve"> 배포된 DDL 파일을 쓰는 편이 안전하다.</w:t>
       </w:r>
     </w:p>
     <w:p>
@@ -4074,7 +4624,19 @@
         <w:rPr>
           <w:b w:val="0"/>
         </w:rPr>
-        <w:t>복구 뒤에는 상태가 어긋나 있을 수 있다는 점을 감안한다. 백업 시점에 RUNNING 이었던 job 은 그 사이에 이미 끝났거나 중단됐을 수 있으므로, 복구 직후에는 진행 중으로 남은 job 을 확인하고 필요하면 실패분만 다시 돌린다.</w:t>
+        <w:t xml:space="preserve">복구한 뒤에는 </w:t>
+      </w:r>
+      <w:r>
+        <w:rPr>
+          <w:b/>
+        </w:rPr>
+        <w:t>상태가 실제와 어긋나 있을 수 있다는 점</w:t>
+      </w:r>
+      <w:r>
+        <w:rPr>
+          <w:b w:val="0"/>
+        </w:rPr>
+        <w:t>을 감안한다. 백업을 뜬 시점에 "실행 중"이던 작업은 그 뒤에 이미 끝났거나 중단됐을 수 있다. 그러니 복구 직후에는 실행 중으로 남아 있는 작업을 확인하고, 필요하면 실패한 몫만 다시 돌린다.</w:t>
       </w:r>
     </w:p>
     <w:p>
@@ -4093,13 +4655,61 @@
         <w:rPr>
           <w:b/>
         </w:rPr>
-        <w:t>구간별 전송 보안은 소스 쪽에 걸린다.</w:t>
+        <w:t>구간마다 보호 수준이 다르다.</w:t>
       </w:r>
       <w:r>
         <w:rPr>
           <w:b w:val="0"/>
         </w:rPr>
-        <w:t xml:space="preserve"> executor 와 Impala 사이는 TLS 를 켜고 CA 인증서로 서버를 검증하며 LDAP 으로 인증한다. 반면 Greenplum 은 인증이나 TLS 없이 일반 DSN 으로 붙으므로, 이 구간은 망 분리와 방화벽으로 보호한다는 전제가 깔린다. 사용자와 coordinator 사이, coordinator 와 executor 사이는 평문 HTTP 이며 같은 망 안의 통신으로 본다. 외부에 열어야 하는 것은 coordinator 의 </w:t>
+        <w:t xml:space="preserve"> 왜 다른지를 알아 두는 편이 좋다.</w:t>
+      </w:r>
+    </w:p>
+    <w:p>
+      <w:r>
+        <w:rPr>
+          <w:b w:val="0"/>
+        </w:rPr>
+        <w:t>executor 와 Impala 사이는 암호화를 켜고 인증서로 상대를 확인하며 계정으로 인증한다. 원본 쪽이 그것을 요구하기 때문이다.</w:t>
+      </w:r>
+    </w:p>
+    <w:p>
+      <w:r>
+        <w:rPr>
+          <w:b w:val="0"/>
+        </w:rPr>
+        <w:t xml:space="preserve">반면 Greenplum 은 암호화나 인증 없이 붙는다. 여기에는 </w:t>
+      </w:r>
+      <w:r>
+        <w:rPr>
+          <w:b/>
+        </w:rPr>
+        <w:t>"이 구간은 같은 망 안이고 방화벽으로 보호된다"는 전제</w:t>
+      </w:r>
+      <w:r>
+        <w:rPr>
+          <w:b w:val="0"/>
+        </w:rPr>
+        <w:t>가 깔려 있다. 사용자와 coordinator 사이, coordinator 와 executor 사이도 마찬가지로 암호화하지 않은 HTTP 다.</w:t>
+      </w:r>
+    </w:p>
+    <w:p>
+      <w:r>
+        <w:rPr>
+          <w:b w:val="0"/>
+        </w:rPr>
+        <w:t xml:space="preserve">그러므로 </w:t>
+      </w:r>
+      <w:r>
+        <w:rPr>
+          <w:b/>
+        </w:rPr>
+        <w:t>이 전제가 성립하지 않는 환경이라면 그대로 쓰면 안 된다.</w:t>
+      </w:r>
+      <w:r>
+        <w:rPr>
+          <w:b w:val="0"/>
+        </w:rPr>
+        <w:t xml:space="preserve"> 바깥에 열어야 하는 것은 coordinator 의 </w:t>
       </w:r>
       <w:r>
         <w:rPr>
@@ -4112,7 +4722,7 @@
         <w:rPr>
           <w:b w:val="0"/>
         </w:rPr>
-        <w:t xml:space="preserve"> 하나이므로 방화벽은 그것만 연다.</w:t>
+        <w:t xml:space="preserve"> 하나뿐이므로, 방화벽은 그것만 연다.</w:t>
       </w:r>
     </w:p>
     <w:p>
@@ -4120,7 +4730,7 @@
         <w:rPr>
           <w:b/>
         </w:rPr>
-        <w:t>비밀은 설정 파일에 두고 노출 경로를 막는다.</w:t>
+        <w:t>비밀번호는 설정 파일 한 곳에 두고 새어 나갈 길을 막는다.</w:t>
       </w:r>
       <w:r>
         <w:rPr>
@@ -4139,20 +4749,47 @@
         <w:rPr>
           <w:b w:val="0"/>
         </w:rPr>
-        <w:t xml:space="preserve"> 한 곳에 있고 서비스 계정만 읽도록 소유권과 권한을 좁힌다. 운영자 CLI 는 비밀번호를 명령행 인자로 받지 않는데, </w:t>
+        <w:t xml:space="preserve"> 에만 있고, 서비스 계정만 읽을 수 있게 권한을 좁힌다.</w:t>
+      </w:r>
+    </w:p>
+    <w:p>
+      <w:r>
+        <w:rPr>
+          <w:b w:val="0"/>
+        </w:rPr>
+        <w:t xml:space="preserve">여기서 초보자가 놓치기 쉬운 규칙이 있다. </w:t>
       </w:r>
       <w:r>
         <w:rPr>
-          <w:rFonts w:ascii="Consolas" w:hAnsi="Consolas" w:eastAsia="맑은 고딕"/>
-          <w:b w:val="0"/>
+          <w:b/>
         </w:rPr>
-        <w:t>ps</w:t>
+        <w:t>운영자 도구는 비밀번호를 명령행 인자로 받지 않는다.</w:t>
       </w:r>
       <w:r>
         <w:rPr>
           <w:b w:val="0"/>
         </w:rPr>
-        <w:t xml:space="preserve"> 로 같은 서버의 다른 사용자에게 그대로 보이기 때문이다. 설정 파일과 환경변수, 대화형 입력 순으로만 받는다. 대시보드의 환경설정 화면과 로그는 DSN 의 비밀번호와 비밀 항목을 마스킹해 내보낸다.</w:t>
+        <w:t xml:space="preserve"> 명령행에 적으면 같은 서버의 다른 사용자가 실행 중인 프로세스 목록을 보는 것만으로 그 값을 읽을 수 있기 때문이다. 그래서 설정 파일, 환경변수, 직접 입력 순으로만 받는다.</w:t>
+      </w:r>
+    </w:p>
+    <w:p>
+      <w:r>
+        <w:rPr>
+          <w:b w:val="0"/>
+        </w:rPr>
+        <w:t xml:space="preserve">화면의 설정 탭과 로그는 비밀번호가 있는 자리를 </w:t>
+      </w:r>
+      <w:r>
+        <w:rPr>
+          <w:b/>
+        </w:rPr>
+        <w:t>가려서</w:t>
+      </w:r>
+      <w:r>
+        <w:rPr>
+          <w:b w:val="0"/>
+        </w:rPr>
+        <w:t xml:space="preserve"> 내보낸다.</w:t>
       </w:r>
     </w:p>
     <w:p>
@@ -4160,13 +4797,41 @@
         <w:rPr>
           <w:b/>
         </w:rPr>
-        <w:t>노출면은 읽기 전용으로 묶는다.</w:t>
+        <w:t>바깥에 드러나는 부분은 읽기만 가능하게 묶었다.</w:t>
       </w:r>
       <w:r>
         <w:rPr>
           <w:b w:val="0"/>
         </w:rPr>
-        <w:t xml:space="preserve"> 대시보드와 터미널 모니터는 조회만 하고 설정을 바꾸지 않으며, coordinator 가 executor 화면을 대신 가져다줄 때는 임의 URL 을 프록시하지 않고 설정 목록의 인덱스로만 지정받는다. 임의 주소를 넣어 내부망을 훑는 요청을 막기 위해서다. 대시보드가 필요 없으면 </w:t>
+        <w:t xml:space="preserve"> 화면과 터미널 도구는 조회만 하고 설정을 바꾸지 않는다.</w:t>
+      </w:r>
+    </w:p>
+    <w:p>
+      <w:r>
+        <w:rPr>
+          <w:b w:val="0"/>
+        </w:rPr>
+        <w:t xml:space="preserve">한 가지 더 조심한 부분이 있다. coordinator 가 executor 의 화면을 대신 가져다줄 때, </w:t>
+      </w:r>
+      <w:r>
+        <w:rPr>
+          <w:b/>
+        </w:rPr>
+        <w:t>아무 주소나 받아 대신 접속해 주지 않는다.</w:t>
+      </w:r>
+      <w:r>
+        <w:rPr>
+          <w:b w:val="0"/>
+        </w:rPr>
+        <w:t xml:space="preserve"> 설정에 적힌 목록의 몇 번째인지로만 지정받는다. 아무 주소나 받으면 그것을 이용해 내부망을 훑어보는 공격이 가능하기 때문이다.</w:t>
+      </w:r>
+    </w:p>
+    <w:p>
+      <w:r>
+        <w:rPr>
+          <w:b w:val="0"/>
+        </w:rPr>
+        <w:t xml:space="preserve">화면이 필요 없으면 </w:t>
       </w:r>
       <w:r>
         <w:rPr>
@@ -4187,13 +4852,53 @@
         <w:rPr>
           <w:b/>
         </w:rPr>
-        <w:t>감사는 실행 SQL 로 한다.</w:t>
+        <w:t>나중에 추적할 수 있게 실행한 SQL 을 남긴다.</w:t>
       </w:r>
       <w:r>
         <w:rPr>
           <w:b w:val="0"/>
         </w:rPr>
-        <w:t xml:space="preserve"> 어떤 데이터소스에 어떤 문장을 던졌는지가 로그 레벨과 무관하게 항상 남고, 모든 줄에 job_id 와 task_id 가 붙는다. 사고가 났을 때 식별자 하나로 coordinator 와 executor 의 기록을 이어 볼 수 있다. HTTP 본문까지 남기는 상세 로깅은 DEBUG 에서만 켜지며, 본문과 헤더는 마스킹을 거친다.</w:t>
+        <w:t xml:space="preserve"> 어느 데이터베이스에 어떤 문장을 던졌는지가 </w:t>
+      </w:r>
+      <w:r>
+        <w:rPr>
+          <w:b/>
+        </w:rPr>
+        <w:t>로그 설정과 무관하게 항상</w:t>
+      </w:r>
+      <w:r>
+        <w:rPr>
+          <w:b w:val="0"/>
+        </w:rPr>
+        <w:t xml:space="preserve"> 기록된다. 그리고 모든 로그 줄에 작업 번호와 조각 번호가 붙는다.</w:t>
+      </w:r>
+    </w:p>
+    <w:p>
+      <w:r>
+        <w:rPr>
+          <w:b w:val="0"/>
+        </w:rPr>
+        <w:t xml:space="preserve">이것이 중요한 이유는 사고가 났을 때 </w:t>
+      </w:r>
+      <w:r>
+        <w:rPr>
+          <w:b/>
+        </w:rPr>
+        <w:t>번호 하나로 coordinator 와 executor 의 기록을 이어 볼 수 있기</w:t>
+      </w:r>
+      <w:r>
+        <w:rPr>
+          <w:b w:val="0"/>
+        </w:rPr>
+        <w:t xml:space="preserve"> 때문이다. 이 기록이 없으면 원인을 가릴 방법이 없다.</w:t>
+      </w:r>
+    </w:p>
+    <w:p>
+      <w:r>
+        <w:rPr>
+          <w:b w:val="0"/>
+        </w:rPr>
+        <w:t>요청과 응답의 내용까지 남기는 상세 기록은 별도로 켜야 하고, 켜더라도 비밀번호가 있는 자리는 가려서 남는다.</w:t>
       </w:r>
     </w:p>
     <w:p>
@@ -4201,13 +4906,13 @@
         <w:rPr>
           <w:b/>
         </w:rPr>
-        <w:t>에어갭을 전제로 한다.</w:t>
+        <w:t>외부 인터넷이 막힌 환경을 전제로 한다.</w:t>
       </w:r>
       <w:r>
         <w:rPr>
           <w:b w:val="0"/>
         </w:rPr>
-        <w:t xml:space="preserve"> Swagger UI 와 대시보드 폰트를 포함한 웹 에셋을 모두 트리 안에 넣어 두어 런타임에 외부로 나가지 않고, 설치도 미리 받아 둔 휠 묶음으로 한다.</w:t>
+        <w:t xml:space="preserve"> API 설명서 화면과 글꼴을 포함해 화면에 필요한 파일을 모두 설치 디렉터리 안에 넣어 두었다. 실행 중에 바깥으로 나가지 않는다는 뜻이다. 설치도 미리 받아 둔 꾸러미로 한다.</w:t>
       </w:r>
     </w:p>
     <w:p>
@@ -4215,7 +4920,19 @@
         <w:rPr>
           <w:b w:val="0"/>
         </w:rPr>
-        <w:t xml:space="preserve">계정과 권한은 최소로 잡는다. 서비스는 </w:t>
+        <w:t xml:space="preserve">계정과 권한은 </w:t>
+      </w:r>
+      <w:r>
+        <w:rPr>
+          <w:b/>
+        </w:rPr>
+        <w:t>꼭 필요한 만큼만</w:t>
+      </w:r>
+      <w:r>
+        <w:rPr>
+          <w:b w:val="0"/>
+        </w:rPr>
+        <w:t xml:space="preserve"> 준다. 서비스는 </w:t>
       </w:r>
       <w:r>
         <w:rPr>
@@ -4228,8 +4945,10 @@
         <w:rPr>
           <w:b w:val="0"/>
         </w:rPr>
-        <w:t xml:space="preserve"> 으로 돌고, 소스와 대상 계정은 이관에 필요한 스키마와 테이블 권한만 받는다. </w:t>
+        <w:t xml:space="preserve"> 계정으로 돌고, 원본과 목적지 계정은 이관에 필요한 범위의 권한만 받는다.</w:t>
       </w:r>
+    </w:p>
+    <w:p>
       <w:r>
         <w:rPr>
           <w:rFonts w:ascii="Consolas" w:hAnsi="Consolas" w:eastAsia="맑은 고딕"/>
@@ -4241,7 +4960,19 @@
         <w:rPr>
           <w:b w:val="0"/>
         </w:rPr>
-        <w:t xml:space="preserve"> 를 쓴다면 버킷 접근 권한도 필요한 접두사로 좁히되, 8MB 가 넘는 파일을 올릴 때 필요한 멀티파트 권한을 함께 주지 않으면 큰 파일만 실패하는 증상이 나온다.</w:t>
+        <w:t xml:space="preserve"> 를 쓴다면 저장소 접근 권한도 필요한 경로로 좁힌다. 다만 여기에 실무에서 자주 겪는 함정이 있다. </w:t>
+      </w:r>
+      <w:r>
+        <w:rPr>
+          <w:b/>
+        </w:rPr>
+        <w:t>큰 파일을 올릴 때는 나눠서 올리는 권한이 따로 필요하다.</w:t>
+      </w:r>
+      <w:r>
+        <w:rPr>
+          <w:b w:val="0"/>
+        </w:rPr>
+        <w:t xml:space="preserve"> 이 권한을 함께 주지 않으면 작은 파일은 잘 올라가는데 큰 파일만 실패하는, 원인을 짐작하기 어려운 증상이 나온다.</w:t>
       </w:r>
     </w:p>
     <w:p>
@@ -4299,7 +5030,19 @@
         <w:rPr>
           <w:b w:val="0"/>
         </w:rPr>
-        <w:t>표준 양식의 Web Server 와 WAS 이중화 자리다. 이 시스템은 두 층에서 서로 다른 방식으로 가용성을 확보한다.</w:t>
+        <w:t xml:space="preserve">표준 양식에서 웹 서버와 업무 서버의 이중화가 오는 자리다. 이 시스템은 </w:t>
+      </w:r>
+      <w:r>
+        <w:rPr>
+          <w:b/>
+        </w:rPr>
+        <w:t>두 층에서 서로 다른 방식으로</w:t>
+      </w:r>
+      <w:r>
+        <w:rPr>
+          <w:b w:val="0"/>
+        </w:rPr>
+        <w:t xml:space="preserve"> 한 대가 죽어도 계속 돌게 만든다.</w:t>
       </w:r>
     </w:p>
     <w:p>
@@ -4313,20 +5056,29 @@
         <w:rPr>
           <w:b w:val="0"/>
         </w:rPr>
-        <w:t xml:space="preserve"> coordinator 가 task 를 디스패치할 때 살아 있고 한가한 노드를 먼저 고르고, 연결에 실패하면 짧게 쉬었다가 몇 번 다시 걸어 본 뒤 다음 후보로 넘긴다 (</w:t>
+        <w:t xml:space="preserve"> 따로 대기 서버를 두지 않는다.</w:t>
       </w:r>
-      <w:r>
-        <w:rPr>
-          <w:rFonts w:ascii="Consolas" w:hAnsi="Consolas" w:eastAsia="맑은 고딕"/>
-          <w:b w:val="0"/>
-        </w:rPr>
-        <w:t>coordinator.task_failover</w:t>
-      </w:r>
+    </w:p>
+    <w:p>
       <w:r>
         <w:rPr>
           <w:b w:val="0"/>
         </w:rPr>
-        <w:t xml:space="preserve">). 한 대가 죽어도 나머지가 일을 나눠 받으므로 job 은 계속되고 용량만 줄어든다. 다만 </w:t>
+        <w:t xml:space="preserve">coordinator 는 일감을 보낼 때 살아 있고 한가한 서버를 먼저 고른다. 연결에 실패하면 잠깐 쉬었다가 같은 곳으로 몇 번 다시 걸어 보고, 그래도 안 되면 다음 후보로 넘긴다. 그래서 한 대가 죽어도 </w:t>
+      </w:r>
+      <w:r>
+        <w:rPr>
+          <w:b/>
+        </w:rPr>
+        <w:t>작업은 계속되고 처리 용량만 줄어든다.</w:t>
+      </w:r>
+    </w:p>
+    <w:p>
+      <w:r>
+        <w:rPr>
+          <w:b w:val="0"/>
+        </w:rPr>
+        <w:t xml:space="preserve">다만 </w:t>
       </w:r>
       <w:r>
         <w:rPr>
@@ -4339,7 +5091,19 @@
         <w:rPr>
           <w:b w:val="0"/>
         </w:rPr>
-        <w:t xml:space="preserve"> 는 executor 와 Greenplum 세그먼트가 짝지어 있어 다른 곳으로 넘어가면 그 짝이 깨지므로, 이 모드에서는 failover 가 도는 것 자체가 배치나 호스트명 설정을 확인하라는 신호다.</w:t>
+        <w:t xml:space="preserve"> 방식에는 예외가 있다. 이 방식은 executor 와 Greenplum 세그먼트가 같은 서버에 짝지어 있어야 도는데, 다른 곳으로 넘어가면 그 짝이 깨진다. 그래서 </w:t>
+      </w:r>
+      <w:r>
+        <w:rPr>
+          <w:b/>
+        </w:rPr>
+        <w:t>이 방식에서 다른 곳으로 넘어가는 일이 벌어진다는 것 자체가</w:t>
+      </w:r>
+      <w:r>
+        <w:rPr>
+          <w:b w:val="0"/>
+        </w:rPr>
+        <w:t>, 서버 배치나 호스트 이름 설정을 확인하라는 신호다.</w:t>
       </w:r>
     </w:p>
     <w:p>
@@ -4353,7 +5117,47 @@
         <w:rPr>
           <w:b w:val="0"/>
         </w:rPr>
-        <w:t xml:space="preserve"> 기본 구성은 상태를 프로세스 메모리에 두 므로, 그대로 두 대를 로드밸런서 뒤에 세우면 job 을 접수한 인스턴스만 그 상태를 알아 사용자가 자기 job 을 조회하지 못한다. 그래서 Job 저장소와 이력을 공유 PostgreSQL 로 외부화하고, 각 coordinator 는 자기 heartbeat 를 주기적으로 남긴다. heartbeat 가 끊긴 coordinator 가 쥐고 있던 job 은 다른 coordinator 가 거둬 정합한다.</w:t>
+        <w:t xml:space="preserve"> 그냥 두 대를 띄운다고 되는 것이 아니다.</w:t>
+      </w:r>
+    </w:p>
+    <w:p>
+      <w:r>
+        <w:rPr>
+          <w:b w:val="0"/>
+        </w:rPr>
+        <w:t xml:space="preserve">기본 구성은 상태를 프로세스 메모리에 들고 있다. 그래서 아무 준비 없이 두 대를 나란히 세우면, </w:t>
+      </w:r>
+      <w:r>
+        <w:rPr>
+          <w:b/>
+        </w:rPr>
+        <w:t>요청을 받은 한 대만 그 작업을 알게 된다.</w:t>
+      </w:r>
+      <w:r>
+        <w:rPr>
+          <w:b w:val="0"/>
+        </w:rPr>
+        <w:t xml:space="preserve"> 사용자가 다시 물어봤을 때 다른 대로 연결되면 "그런 작업 없다"는 답을 받는다.</w:t>
+      </w:r>
+    </w:p>
+    <w:p>
+      <w:r>
+        <w:rPr>
+          <w:b w:val="0"/>
+        </w:rPr>
+        <w:t xml:space="preserve">그래서 두 가지를 한다. 작업 저장소와 기록을 </w:t>
+      </w:r>
+      <w:r>
+        <w:rPr>
+          <w:b/>
+        </w:rPr>
+        <w:t>공유 PostgreSQL 로 빼내고</w:t>
+      </w:r>
+      <w:r>
+        <w:rPr>
+          <w:b w:val="0"/>
+        </w:rPr>
+        <w:t>, 각 coordinator 가 "나 살아 있다"를 주기적으로 남기게 한다. 그 신호가 끊긴 coordinator 가 쥐고 있던 작업은 다른 coordinator 가 대신 거둬 정리한다.</w:t>
       </w:r>
     </w:p>
     <w:p>
@@ -4410,7 +5214,27 @@
         <w:rPr>
           <w:b w:val="0"/>
         </w:rPr>
-        <w:t xml:space="preserve">여러 대를 띄울 때 지켜야 하는 순서 관계가 있다. 장애를 판정하는 임계는 heartbeat 주기보다 넉넉히 길어야 잠깐 늦은 것을 죽음으로 오판하지 않는다. </w:t>
+        <w:t xml:space="preserve">여러 대를 띄울 때 </w:t>
+      </w:r>
+      <w:r>
+        <w:rPr>
+          <w:b/>
+        </w:rPr>
+        <w:t>값들 사이에 지켜야 할 순서</w:t>
+      </w:r>
+      <w:r>
+        <w:rPr>
+          <w:b w:val="0"/>
+        </w:rPr>
+        <w:t>가 있다.</w:t>
+      </w:r>
+    </w:p>
+    <w:p>
+      <w:r>
+        <w:rPr>
+          <w:b w:val="0"/>
+        </w:rPr>
+        <w:t xml:space="preserve">죽었다고 판정하는 시간은 신호를 보내는 주기보다 넉넉히 길어야 한다. 그러지 않으면 잠깐 늦은 것을 죽음으로 오해한다. 그래서 </w:t>
       </w:r>
       <w:r>
         <w:rPr>
@@ -4436,7 +5260,19 @@
         <w:rPr>
           <w:b w:val="0"/>
         </w:rPr>
-        <w:t xml:space="preserve"> 의 두세 배로 두고, 예약 TTL 은 heartbeat 의 몇 배로 잡는다. 감지를 빠르게 하려면 이 값들을 한 세트로 함께 줄인다.</w:t>
+        <w:t xml:space="preserve"> 의 두세 배로 두고, 자리 예약이 풀리는 시간은 그보다 더 길게 잡는다. 장애를 더 빨리 알아채고 싶으면 </w:t>
+      </w:r>
+      <w:r>
+        <w:rPr>
+          <w:b/>
+        </w:rPr>
+        <w:t>이 값들을 한 세트로 함께</w:t>
+      </w:r>
+      <w:r>
+        <w:rPr>
+          <w:b w:val="0"/>
+        </w:rPr>
+        <w:t xml:space="preserve"> 줄인다. 하나만 줄이면 오판이 는다.</w:t>
       </w:r>
     </w:p>
     <w:p>
@@ -4444,7 +5280,19 @@
         <w:rPr>
           <w:b w:val="0"/>
         </w:rPr>
-        <w:t>한 가지 더 기억할 것은 admission 한도가 인스턴스마다 따로 적용된다는 점이다. coordinator 를 두 대로 늘리면 전체 admission 용량도 두 배가 되므로, 다운스트림이 감당할 수 있는 총량에 맞춰 값을 나눠 잡는다.</w:t>
+        <w:t xml:space="preserve">한 가지 더 기억할 것이 있다. </w:t>
+      </w:r>
+      <w:r>
+        <w:rPr>
+          <w:b/>
+        </w:rPr>
+        <w:t>요청을 받아 줄지 판단하는 한도는 서버마다 따로 적용된다.</w:t>
+      </w:r>
+      <w:r>
+        <w:rPr>
+          <w:b w:val="0"/>
+        </w:rPr>
+        <w:t xml:space="preserve"> coordinator 를 두 대로 늘리면 전체 수용량도 두 배가 된다. 원본과 목적지가 감당할 수 있는 총량에 맞춰 값을 나눠 잡아야 한다.</w:t>
       </w:r>
     </w:p>
     <w:p>
